--- a/_archive/outputs-documents-20260918/말마프렌즈_온라인스토어_추가개발_견적서.docx
+++ b/_archive/outputs-documents-20260918/말마프렌즈_온라인스토어_추가개발_견적서.docx
@@ -4,43 +4,34 @@
   <w:body>
     <w:p>
       <w:pPr>
-        <w:spacing w:after="160"/>
-        <w:jc w:val="center"/>
+        <w:pStyle w:val="Title"/>
       </w:pPr>
       <w:r>
-        <w:rPr>
-          <w:rFonts w:ascii="Malgun Gothic" w:hAnsi="Malgun Gothic" w:eastAsia="Malgun Gothic"/>
-          <w:b/>
-          <w:color w:val="000000"/>
-          <w:sz w:val="44"/>
-        </w:rPr>
-        <w:t>견 적 서</w:t>
+        <w:t>말마프렌즈 온라인 스토어 추가개발 견적서</w:t>
+      </w:r>
+    </w:p>
+    <w:p>
+      <w:r>
+        <w:t>정책 개정 2026년 10월 7일</w:t>
+      </w:r>
+    </w:p>
+    <w:p>
+      <w:r>
+        <w:t>인력별 공수와 금액은 아래 견적 내역을 따릅니다. 개발 기능과 처리 기준은 현재 정책으로 정리했습니다.</w:t>
       </w:r>
     </w:p>
     <w:p>
       <w:pPr>
-        <w:spacing w:after="300"/>
-        <w:jc w:val="center"/>
+        <w:pStyle w:val="Heading1"/>
       </w:pPr>
       <w:r>
-        <w:rPr>
-          <w:rFonts w:ascii="Malgun Gothic" w:hAnsi="Malgun Gothic" w:eastAsia="Malgun Gothic"/>
-          <w:b/>
-          <w:color w:val="1F4E79"/>
-          <w:sz w:val="26"/>
-        </w:rPr>
-        <w:t>말마프렌즈 온라인 스토어 추가 개발</w:t>
+        <w:t>견적 내역</w:t>
       </w:r>
-    </w:p>
-    <w:p>
-      <w:pPr>
-        <w:spacing w:after="20"/>
-      </w:pPr>
     </w:p>
     <w:tbl>
       <w:tblPr>
         <w:tblW w:type="auto" w:w="0"/>
-        <w:jc w:val="center"/>
+        <w:tblLayout w:type="autofit"/>
         <w:tblLook w:firstColumn="1" w:firstRow="1" w:lastColumn="0" w:lastRow="0" w:noHBand="0" w:noVBand="1" w:val="04A0"/>
       </w:tblPr>
       <w:tblGrid>
@@ -50,29 +41,22 @@
         <w:gridCol w:w="2493"/>
       </w:tblGrid>
       <w:tr>
+        <w:trPr>
+          <w:cantSplit/>
+          <w:tblHeader/>
+        </w:trPr>
         <w:tc>
           <w:tcPr>
             <w:tcW w:type="dxa" w:w="2493"/>
-            <w:vAlign w:val="center"/>
-            <w:tcBorders>
-              <w:top w:val="single" w:sz="6" w:color="D9D9D9"/>
-              <w:left w:val="single" w:sz="6" w:color="D9D9D9"/>
-              <w:bottom w:val="single" w:sz="6" w:color="D9D9D9"/>
-              <w:right w:val="single" w:sz="6" w:color="D9D9D9"/>
-            </w:tcBorders>
-            <w:shd w:fill="D9EAF7"/>
+            <w:shd w:fill="EDEFF2"/>
           </w:tcPr>
           <w:p>
             <w:pPr>
-              <w:spacing w:after="0" w:before="0"/>
-              <w:jc w:val="center"/>
+              <w:spacing w:after="80" w:before="80"/>
             </w:pPr>
-            <w:r/>
             <w:r>
               <w:rPr>
-                <w:rFonts w:ascii="Malgun Gothic" w:hAnsi="Malgun Gothic" w:eastAsia="Malgun Gothic"/>
                 <w:b/>
-                <w:color w:val="000000"/>
                 <w:sz w:val="18"/>
               </w:rPr>
               <w:t>수신</w:t>
@@ -82,25 +66,15 @@
         <w:tc>
           <w:tcPr>
             <w:tcW w:type="dxa" w:w="2493"/>
-            <w:vAlign w:val="center"/>
-            <w:tcBorders>
-              <w:top w:val="single" w:sz="6" w:color="D9D9D9"/>
-              <w:left w:val="single" w:sz="6" w:color="D9D9D9"/>
-              <w:bottom w:val="single" w:sz="6" w:color="D9D9D9"/>
-              <w:right w:val="single" w:sz="6" w:color="D9D9D9"/>
-            </w:tcBorders>
+            <w:shd w:fill="EDEFF2"/>
           </w:tcPr>
           <w:p>
             <w:pPr>
-              <w:spacing w:after="0" w:before="0"/>
-              <w:jc w:val="left"/>
+              <w:spacing w:after="80" w:before="80"/>
             </w:pPr>
-            <w:r/>
             <w:r>
               <w:rPr>
-                <w:rFonts w:ascii="Malgun Gothic" w:hAnsi="Malgun Gothic" w:eastAsia="Malgun Gothic"/>
-                <w:b w:val="0"/>
-                <w:color w:val="000000"/>
+                <w:b/>
                 <w:sz w:val="18"/>
               </w:rPr>
               <w:t>렛츠런파크 담당부서 귀중</w:t>
@@ -110,26 +84,15 @@
         <w:tc>
           <w:tcPr>
             <w:tcW w:type="dxa" w:w="2493"/>
-            <w:vAlign w:val="center"/>
-            <w:tcBorders>
-              <w:top w:val="single" w:sz="6" w:color="D9D9D9"/>
-              <w:left w:val="single" w:sz="6" w:color="D9D9D9"/>
-              <w:bottom w:val="single" w:sz="6" w:color="D9D9D9"/>
-              <w:right w:val="single" w:sz="6" w:color="D9D9D9"/>
-            </w:tcBorders>
-            <w:shd w:fill="D9EAF7"/>
+            <w:shd w:fill="EDEFF2"/>
           </w:tcPr>
           <w:p>
             <w:pPr>
-              <w:spacing w:after="0" w:before="0"/>
-              <w:jc w:val="center"/>
+              <w:spacing w:after="80" w:before="80"/>
             </w:pPr>
-            <w:r/>
             <w:r>
               <w:rPr>
-                <w:rFonts w:ascii="Malgun Gothic" w:hAnsi="Malgun Gothic" w:eastAsia="Malgun Gothic"/>
                 <w:b/>
-                <w:color w:val="000000"/>
                 <w:sz w:val="18"/>
               </w:rPr>
               <w:t>견적일</w:t>
@@ -139,25 +102,15 @@
         <w:tc>
           <w:tcPr>
             <w:tcW w:type="dxa" w:w="2493"/>
-            <w:vAlign w:val="center"/>
-            <w:tcBorders>
-              <w:top w:val="single" w:sz="6" w:color="D9D9D9"/>
-              <w:left w:val="single" w:sz="6" w:color="D9D9D9"/>
-              <w:bottom w:val="single" w:sz="6" w:color="D9D9D9"/>
-              <w:right w:val="single" w:sz="6" w:color="D9D9D9"/>
-            </w:tcBorders>
+            <w:shd w:fill="EDEFF2"/>
           </w:tcPr>
           <w:p>
             <w:pPr>
-              <w:spacing w:after="0" w:before="0"/>
-              <w:jc w:val="left"/>
+              <w:spacing w:after="80" w:before="80"/>
             </w:pPr>
-            <w:r/>
             <w:r>
               <w:rPr>
-                <w:rFonts w:ascii="Malgun Gothic" w:hAnsi="Malgun Gothic" w:eastAsia="Malgun Gothic"/>
-                <w:b w:val="0"/>
-                <w:color w:val="000000"/>
+                <w:b/>
                 <w:sz w:val="18"/>
               </w:rPr>
               <w:t>2026. 09. 16.</w:t>
@@ -166,29 +119,20 @@
         </w:tc>
       </w:tr>
       <w:tr>
+        <w:trPr>
+          <w:cantSplit/>
+        </w:trPr>
         <w:tc>
           <w:tcPr>
             <w:tcW w:type="dxa" w:w="2493"/>
-            <w:vAlign w:val="center"/>
-            <w:tcBorders>
-              <w:top w:val="single" w:sz="6" w:color="D9D9D9"/>
-              <w:left w:val="single" w:sz="6" w:color="D9D9D9"/>
-              <w:bottom w:val="single" w:sz="6" w:color="D9D9D9"/>
-              <w:right w:val="single" w:sz="6" w:color="D9D9D9"/>
-            </w:tcBorders>
-            <w:shd w:fill="D9EAF7"/>
           </w:tcPr>
           <w:p>
             <w:pPr>
-              <w:spacing w:after="0" w:before="0"/>
-              <w:jc w:val="center"/>
+              <w:spacing w:after="80" w:before="80"/>
             </w:pPr>
-            <w:r/>
             <w:r>
               <w:rPr>
-                <w:rFonts w:ascii="Malgun Gothic" w:hAnsi="Malgun Gothic" w:eastAsia="Malgun Gothic"/>
-                <w:b/>
-                <w:color w:val="000000"/>
+                <w:b w:val="0"/>
                 <w:sz w:val="18"/>
               </w:rPr>
               <w:t>공급자</w:t>
@@ -198,25 +142,14 @@
         <w:tc>
           <w:tcPr>
             <w:tcW w:type="dxa" w:w="2493"/>
-            <w:vAlign w:val="center"/>
-            <w:tcBorders>
-              <w:top w:val="single" w:sz="6" w:color="D9D9D9"/>
-              <w:left w:val="single" w:sz="6" w:color="D9D9D9"/>
-              <w:bottom w:val="single" w:sz="6" w:color="D9D9D9"/>
-              <w:right w:val="single" w:sz="6" w:color="D9D9D9"/>
-            </w:tcBorders>
           </w:tcPr>
           <w:p>
             <w:pPr>
-              <w:spacing w:after="0" w:before="0"/>
-              <w:jc w:val="left"/>
+              <w:spacing w:after="80" w:before="80"/>
             </w:pPr>
-            <w:r/>
             <w:r>
               <w:rPr>
-                <w:rFonts w:ascii="Malgun Gothic" w:hAnsi="Malgun Gothic" w:eastAsia="Malgun Gothic"/>
                 <w:b w:val="0"/>
-                <w:color w:val="000000"/>
                 <w:sz w:val="18"/>
               </w:rPr>
               <w:t>주식회사 위이</w:t>
@@ -226,26 +159,14 @@
         <w:tc>
           <w:tcPr>
             <w:tcW w:type="dxa" w:w="2493"/>
-            <w:vAlign w:val="center"/>
-            <w:tcBorders>
-              <w:top w:val="single" w:sz="6" w:color="D9D9D9"/>
-              <w:left w:val="single" w:sz="6" w:color="D9D9D9"/>
-              <w:bottom w:val="single" w:sz="6" w:color="D9D9D9"/>
-              <w:right w:val="single" w:sz="6" w:color="D9D9D9"/>
-            </w:tcBorders>
-            <w:shd w:fill="D9EAF7"/>
           </w:tcPr>
           <w:p>
             <w:pPr>
-              <w:spacing w:after="0" w:before="0"/>
-              <w:jc w:val="center"/>
+              <w:spacing w:after="80" w:before="80"/>
             </w:pPr>
-            <w:r/>
             <w:r>
               <w:rPr>
-                <w:rFonts w:ascii="Malgun Gothic" w:hAnsi="Malgun Gothic" w:eastAsia="Malgun Gothic"/>
-                <w:b/>
-                <w:color w:val="000000"/>
+                <w:b w:val="0"/>
                 <w:sz w:val="18"/>
               </w:rPr>
               <w:t>견적 유효기간</w:t>
@@ -255,25 +176,14 @@
         <w:tc>
           <w:tcPr>
             <w:tcW w:type="dxa" w:w="2493"/>
-            <w:vAlign w:val="center"/>
-            <w:tcBorders>
-              <w:top w:val="single" w:sz="6" w:color="D9D9D9"/>
-              <w:left w:val="single" w:sz="6" w:color="D9D9D9"/>
-              <w:bottom w:val="single" w:sz="6" w:color="D9D9D9"/>
-              <w:right w:val="single" w:sz="6" w:color="D9D9D9"/>
-            </w:tcBorders>
           </w:tcPr>
           <w:p>
             <w:pPr>
-              <w:spacing w:after="0" w:before="0"/>
-              <w:jc w:val="left"/>
+              <w:spacing w:after="80" w:before="80"/>
             </w:pPr>
-            <w:r/>
             <w:r>
               <w:rPr>
-                <w:rFonts w:ascii="Malgun Gothic" w:hAnsi="Malgun Gothic" w:eastAsia="Malgun Gothic"/>
                 <w:b w:val="0"/>
-                <w:color w:val="000000"/>
                 <w:sz w:val="18"/>
               </w:rPr>
               <w:t>별도 협의</w:t>
@@ -282,29 +192,20 @@
         </w:tc>
       </w:tr>
       <w:tr>
+        <w:trPr>
+          <w:cantSplit/>
+        </w:trPr>
         <w:tc>
           <w:tcPr>
             <w:tcW w:type="dxa" w:w="2493"/>
-            <w:vAlign w:val="center"/>
-            <w:tcBorders>
-              <w:top w:val="single" w:sz="6" w:color="D9D9D9"/>
-              <w:left w:val="single" w:sz="6" w:color="D9D9D9"/>
-              <w:bottom w:val="single" w:sz="6" w:color="D9D9D9"/>
-              <w:right w:val="single" w:sz="6" w:color="D9D9D9"/>
-            </w:tcBorders>
-            <w:shd w:fill="D9EAF7"/>
           </w:tcPr>
           <w:p>
             <w:pPr>
-              <w:spacing w:after="0" w:before="0"/>
-              <w:jc w:val="center"/>
+              <w:spacing w:after="80" w:before="80"/>
             </w:pPr>
-            <w:r/>
             <w:r>
               <w:rPr>
-                <w:rFonts w:ascii="Malgun Gothic" w:hAnsi="Malgun Gothic" w:eastAsia="Malgun Gothic"/>
-                <w:b/>
-                <w:color w:val="000000"/>
+                <w:b w:val="0"/>
                 <w:sz w:val="18"/>
               </w:rPr>
               <w:t>사업자번호</w:t>
@@ -314,25 +215,14 @@
         <w:tc>
           <w:tcPr>
             <w:tcW w:type="dxa" w:w="2493"/>
-            <w:vAlign w:val="center"/>
-            <w:tcBorders>
-              <w:top w:val="single" w:sz="6" w:color="D9D9D9"/>
-              <w:left w:val="single" w:sz="6" w:color="D9D9D9"/>
-              <w:bottom w:val="single" w:sz="6" w:color="D9D9D9"/>
-              <w:right w:val="single" w:sz="6" w:color="D9D9D9"/>
-            </w:tcBorders>
           </w:tcPr>
           <w:p>
             <w:pPr>
-              <w:spacing w:after="0" w:before="0"/>
-              <w:jc w:val="left"/>
+              <w:spacing w:after="80" w:before="80"/>
             </w:pPr>
-            <w:r/>
             <w:r>
               <w:rPr>
-                <w:rFonts w:ascii="Malgun Gothic" w:hAnsi="Malgun Gothic" w:eastAsia="Malgun Gothic"/>
                 <w:b w:val="0"/>
-                <w:color w:val="000000"/>
                 <w:sz w:val="18"/>
               </w:rPr>
               <w:t>236-81-02950</w:t>
@@ -342,26 +232,14 @@
         <w:tc>
           <w:tcPr>
             <w:tcW w:type="dxa" w:w="2493"/>
-            <w:vAlign w:val="center"/>
-            <w:tcBorders>
-              <w:top w:val="single" w:sz="6" w:color="D9D9D9"/>
-              <w:left w:val="single" w:sz="6" w:color="D9D9D9"/>
-              <w:bottom w:val="single" w:sz="6" w:color="D9D9D9"/>
-              <w:right w:val="single" w:sz="6" w:color="D9D9D9"/>
-            </w:tcBorders>
-            <w:shd w:fill="D9EAF7"/>
           </w:tcPr>
           <w:p>
             <w:pPr>
-              <w:spacing w:after="0" w:before="0"/>
-              <w:jc w:val="center"/>
+              <w:spacing w:after="80" w:before="80"/>
             </w:pPr>
-            <w:r/>
             <w:r>
               <w:rPr>
-                <w:rFonts w:ascii="Malgun Gothic" w:hAnsi="Malgun Gothic" w:eastAsia="Malgun Gothic"/>
-                <w:b/>
-                <w:color w:val="000000"/>
+                <w:b w:val="0"/>
                 <w:sz w:val="18"/>
               </w:rPr>
               <w:t>수행기간</w:t>
@@ -371,25 +249,14 @@
         <w:tc>
           <w:tcPr>
             <w:tcW w:type="dxa" w:w="2493"/>
-            <w:vAlign w:val="center"/>
-            <w:tcBorders>
-              <w:top w:val="single" w:sz="6" w:color="D9D9D9"/>
-              <w:left w:val="single" w:sz="6" w:color="D9D9D9"/>
-              <w:bottom w:val="single" w:sz="6" w:color="D9D9D9"/>
-              <w:right w:val="single" w:sz="6" w:color="D9D9D9"/>
-            </w:tcBorders>
           </w:tcPr>
           <w:p>
             <w:pPr>
-              <w:spacing w:after="0" w:before="0"/>
-              <w:jc w:val="left"/>
+              <w:spacing w:after="80" w:before="80"/>
             </w:pPr>
-            <w:r/>
             <w:r>
               <w:rPr>
-                <w:rFonts w:ascii="Malgun Gothic" w:hAnsi="Malgun Gothic" w:eastAsia="Malgun Gothic"/>
                 <w:b w:val="0"/>
-                <w:color w:val="000000"/>
                 <w:sz w:val="18"/>
               </w:rPr>
               <w:t>착수일로부터 25~30영업일(예정)</w:t>
@@ -398,357 +265,36 @@
         </w:tc>
       </w:tr>
     </w:tbl>
-    <w:p>
-      <w:pPr>
-        <w:spacing w:after="40"/>
-      </w:pPr>
-    </w:p>
+    <w:p/>
     <w:tbl>
       <w:tblPr>
         <w:tblW w:type="auto" w:w="0"/>
-        <w:jc w:val="center"/>
-        <w:tblLayout w:type="fixed"/>
+        <w:tblLayout w:type="autofit"/>
         <w:tblLook w:firstColumn="1" w:firstRow="1" w:lastColumn="0" w:lastRow="0" w:noHBand="0" w:noVBand="1" w:val="04A0"/>
       </w:tblPr>
       <w:tblGrid>
-        <w:gridCol w:w="3515"/>
-        <w:gridCol w:w="5386"/>
+        <w:gridCol w:w="2493"/>
+        <w:gridCol w:w="2493"/>
+        <w:gridCol w:w="2493"/>
+        <w:gridCol w:w="2493"/>
       </w:tblGrid>
       <w:tr>
+        <w:trPr>
+          <w:cantSplit/>
+          <w:tblHeader/>
+        </w:trPr>
         <w:tc>
           <w:tcPr>
-            <w:tcW w:type="dxa" w:w="4986"/>
-            <w:vAlign w:val="center"/>
-            <w:tcBorders>
-              <w:top w:val="single" w:sz="6" w:color="D9D9D9"/>
-              <w:left w:val="single" w:sz="6" w:color="D9D9D9"/>
-              <w:bottom w:val="single" w:sz="6" w:color="D9D9D9"/>
-              <w:right w:val="single" w:sz="6" w:color="D9D9D9"/>
-            </w:tcBorders>
-            <w:shd w:fill="1F4E79"/>
+            <w:tcW w:type="dxa" w:w="2493"/>
+            <w:shd w:fill="EDEFF2"/>
           </w:tcPr>
           <w:p>
             <w:pPr>
-              <w:spacing w:after="0" w:before="0"/>
-              <w:jc w:val="center"/>
+              <w:spacing w:after="80" w:before="80"/>
             </w:pPr>
-            <w:r/>
             <w:r>
               <w:rPr>
-                <w:rFonts w:ascii="Malgun Gothic" w:hAnsi="Malgun Gothic" w:eastAsia="Malgun Gothic"/>
                 <w:b/>
-                <w:color w:val="FFFFFF"/>
-                <w:sz w:val="18"/>
-              </w:rPr>
-              <w:t>구분</w:t>
-            </w:r>
-          </w:p>
-        </w:tc>
-        <w:tc>
-          <w:tcPr>
-            <w:tcW w:type="dxa" w:w="4986"/>
-            <w:vAlign w:val="center"/>
-            <w:tcBorders>
-              <w:top w:val="single" w:sz="6" w:color="D9D9D9"/>
-              <w:left w:val="single" w:sz="6" w:color="D9D9D9"/>
-              <w:bottom w:val="single" w:sz="6" w:color="D9D9D9"/>
-              <w:right w:val="single" w:sz="6" w:color="D9D9D9"/>
-            </w:tcBorders>
-            <w:shd w:fill="1F4E79"/>
-          </w:tcPr>
-          <w:p>
-            <w:pPr>
-              <w:spacing w:after="0" w:before="0"/>
-              <w:jc w:val="center"/>
-            </w:pPr>
-            <w:r/>
-            <w:r>
-              <w:rPr>
-                <w:rFonts w:ascii="Malgun Gothic" w:hAnsi="Malgun Gothic" w:eastAsia="Malgun Gothic"/>
-                <w:b/>
-                <w:color w:val="FFFFFF"/>
-                <w:sz w:val="18"/>
-              </w:rPr>
-              <w:t>금액 및 조건</w:t>
-            </w:r>
-          </w:p>
-        </w:tc>
-      </w:tr>
-      <w:tr>
-        <w:tc>
-          <w:tcPr>
-            <w:tcW w:type="dxa" w:w="3515"/>
-            <w:vAlign w:val="center"/>
-            <w:tcBorders>
-              <w:top w:val="single" w:sz="6" w:color="D9D9D9"/>
-              <w:left w:val="single" w:sz="6" w:color="D9D9D9"/>
-              <w:bottom w:val="single" w:sz="6" w:color="D9D9D9"/>
-              <w:right w:val="single" w:sz="6" w:color="D9D9D9"/>
-            </w:tcBorders>
-          </w:tcPr>
-          <w:p>
-            <w:pPr>
-              <w:spacing w:after="0" w:before="0"/>
-              <w:jc w:val="left"/>
-            </w:pPr>
-            <w:r/>
-            <w:r>
-              <w:rPr>
-                <w:rFonts w:ascii="Malgun Gothic" w:hAnsi="Malgun Gothic" w:eastAsia="Malgun Gothic"/>
-                <w:b w:val="0"/>
-                <w:color w:val="000000"/>
-                <w:sz w:val="18"/>
-              </w:rPr>
-              <w:t>시스템 추가 구축비 (VAT 포함)</w:t>
-            </w:r>
-          </w:p>
-        </w:tc>
-        <w:tc>
-          <w:tcPr>
-            <w:tcW w:type="dxa" w:w="5386"/>
-            <w:vAlign w:val="center"/>
-            <w:tcBorders>
-              <w:top w:val="single" w:sz="6" w:color="D9D9D9"/>
-              <w:left w:val="single" w:sz="6" w:color="D9D9D9"/>
-              <w:bottom w:val="single" w:sz="6" w:color="D9D9D9"/>
-              <w:right w:val="single" w:sz="6" w:color="D9D9D9"/>
-            </w:tcBorders>
-          </w:tcPr>
-          <w:p>
-            <w:pPr>
-              <w:spacing w:after="0" w:before="0"/>
-              <w:jc w:val="right"/>
-            </w:pPr>
-            <w:r/>
-            <w:r>
-              <w:rPr>
-                <w:rFonts w:ascii="Malgun Gothic" w:hAnsi="Malgun Gothic" w:eastAsia="Malgun Gothic"/>
-                <w:b w:val="0"/>
-                <w:color w:val="000000"/>
-                <w:sz w:val="18"/>
-              </w:rPr>
-              <w:t>금 팔백육십육만팔천원정  (₩ 8,668,000)</w:t>
-            </w:r>
-          </w:p>
-        </w:tc>
-      </w:tr>
-      <w:tr>
-        <w:tc>
-          <w:tcPr>
-            <w:tcW w:type="dxa" w:w="3515"/>
-            <w:vAlign w:val="center"/>
-            <w:tcBorders>
-              <w:top w:val="single" w:sz="6" w:color="D9D9D9"/>
-              <w:left w:val="single" w:sz="6" w:color="D9D9D9"/>
-              <w:bottom w:val="single" w:sz="6" w:color="D9D9D9"/>
-              <w:right w:val="single" w:sz="6" w:color="D9D9D9"/>
-            </w:tcBorders>
-            <w:shd w:fill="F5F7F9"/>
-          </w:tcPr>
-          <w:p>
-            <w:pPr>
-              <w:spacing w:after="0" w:before="0"/>
-              <w:jc w:val="left"/>
-            </w:pPr>
-            <w:r/>
-            <w:r>
-              <w:rPr>
-                <w:rFonts w:ascii="Malgun Gothic" w:hAnsi="Malgun Gothic" w:eastAsia="Malgun Gothic"/>
-                <w:b w:val="0"/>
-                <w:color w:val="000000"/>
-                <w:sz w:val="18"/>
-              </w:rPr>
-              <w:t>추가 인프라 운영비</w:t>
-            </w:r>
-          </w:p>
-        </w:tc>
-        <w:tc>
-          <w:tcPr>
-            <w:tcW w:type="dxa" w:w="5386"/>
-            <w:vAlign w:val="center"/>
-            <w:tcBorders>
-              <w:top w:val="single" w:sz="6" w:color="D9D9D9"/>
-              <w:left w:val="single" w:sz="6" w:color="D9D9D9"/>
-              <w:bottom w:val="single" w:sz="6" w:color="D9D9D9"/>
-              <w:right w:val="single" w:sz="6" w:color="D9D9D9"/>
-            </w:tcBorders>
-            <w:shd w:fill="F5F7F9"/>
-          </w:tcPr>
-          <w:p>
-            <w:pPr>
-              <w:spacing w:after="0" w:before="0"/>
-              <w:jc w:val="right"/>
-            </w:pPr>
-            <w:r/>
-            <w:r>
-              <w:rPr>
-                <w:rFonts w:ascii="Malgun Gothic" w:hAnsi="Malgun Gothic" w:eastAsia="Malgun Gothic"/>
-                <w:b w:val="0"/>
-                <w:color w:val="000000"/>
-                <w:sz w:val="18"/>
-              </w:rPr>
-              <w:t>기존 인프라 용량 내 운영 시 별도 증액 없음</w:t>
-            </w:r>
-          </w:p>
-        </w:tc>
-      </w:tr>
-      <w:tr>
-        <w:tc>
-          <w:tcPr>
-            <w:tcW w:type="dxa" w:w="3515"/>
-            <w:vAlign w:val="center"/>
-            <w:tcBorders>
-              <w:top w:val="single" w:sz="6" w:color="D9D9D9"/>
-              <w:left w:val="single" w:sz="6" w:color="D9D9D9"/>
-              <w:bottom w:val="single" w:sz="6" w:color="D9D9D9"/>
-              <w:right w:val="single" w:sz="6" w:color="D9D9D9"/>
-            </w:tcBorders>
-          </w:tcPr>
-          <w:p>
-            <w:pPr>
-              <w:spacing w:after="0" w:before="0"/>
-              <w:jc w:val="left"/>
-            </w:pPr>
-            <w:r/>
-            <w:r>
-              <w:rPr>
-                <w:rFonts w:ascii="Malgun Gothic" w:hAnsi="Malgun Gothic" w:eastAsia="Malgun Gothic"/>
-                <w:b w:val="0"/>
-                <w:color w:val="000000"/>
-                <w:sz w:val="18"/>
-              </w:rPr>
-              <w:t>초년도 추가 소요 비용 (VAT 포함)</w:t>
-            </w:r>
-          </w:p>
-        </w:tc>
-        <w:tc>
-          <w:tcPr>
-            <w:tcW w:type="dxa" w:w="5386"/>
-            <w:vAlign w:val="center"/>
-            <w:tcBorders>
-              <w:top w:val="single" w:sz="6" w:color="D9D9D9"/>
-              <w:left w:val="single" w:sz="6" w:color="D9D9D9"/>
-              <w:bottom w:val="single" w:sz="6" w:color="D9D9D9"/>
-              <w:right w:val="single" w:sz="6" w:color="D9D9D9"/>
-            </w:tcBorders>
-          </w:tcPr>
-          <w:p>
-            <w:pPr>
-              <w:spacing w:after="0" w:before="0"/>
-              <w:jc w:val="right"/>
-            </w:pPr>
-            <w:r/>
-            <w:r>
-              <w:rPr>
-                <w:rFonts w:ascii="Malgun Gothic" w:hAnsi="Malgun Gothic" w:eastAsia="Malgun Gothic"/>
-                <w:b w:val="0"/>
-                <w:color w:val="000000"/>
-                <w:sz w:val="18"/>
-              </w:rPr>
-              <w:t>금 팔백육십육만팔천원정  (₩ 8,668,000)</w:t>
-            </w:r>
-          </w:p>
-        </w:tc>
-      </w:tr>
-    </w:tbl>
-    <w:p>
-      <w:pPr>
-        <w:spacing w:after="20"/>
-      </w:pPr>
-    </w:p>
-    <w:p>
-      <w:pPr>
-        <w:spacing w:before="220" w:after="100"/>
-      </w:pPr>
-      <w:r>
-        <w:rPr>
-          <w:rFonts w:ascii="Malgun Gothic" w:hAnsi="Malgun Gothic" w:eastAsia="Malgun Gothic"/>
-          <w:b/>
-          <w:color w:val="000000"/>
-          <w:sz w:val="26"/>
-        </w:rPr>
-        <w:t>1. 견적 산정 기준</w:t>
-      </w:r>
-    </w:p>
-    <w:p>
-      <w:pPr>
-        <w:spacing w:after="80" w:line="300" w:lineRule="auto"/>
-      </w:pPr>
-      <w:r>
-        <w:rPr>
-          <w:rFonts w:ascii="Malgun Gothic" w:hAnsi="Malgun Gothic" w:eastAsia="Malgun Gothic"/>
-          <w:b w:val="0"/>
-          <w:color w:val="000000"/>
-          <w:sz w:val="19"/>
-        </w:rPr>
-        <w:t>본 견적은 기존 렛츠런플레이 통합예약결제시스템의 회원, 로그인, 관리자 인증, 결제 모듈 및 서버 인프라를 재사용하는 것을 전제로 합니다. 관리자 시스템을 별도 구축하지 않고 기존 예약 운영 관리자에 굿즈 운영 메뉴를 추가하며, 사용자용 온라인 스토어 화면과 굿즈 주문 도메인을 신규 개발합니다.</w:t>
-      </w:r>
-    </w:p>
-    <w:p>
-      <w:pPr>
-        <w:spacing w:after="80" w:line="300" w:lineRule="auto"/>
-      </w:pPr>
-      <w:r>
-        <w:rPr>
-          <w:rFonts w:ascii="Malgun Gothic" w:hAnsi="Malgun Gothic" w:eastAsia="Malgun Gothic"/>
-          <w:b w:val="0"/>
-          <w:color w:val="000000"/>
-          <w:sz w:val="19"/>
-        </w:rPr>
-        <w:t>기획·디자인 및 QA는 1 PD당 160,000원, 개발 및 인프라 작업은 1 PD당 220,000원을 적용하였습니다. 부가가치세는 별도 산정 후 합계에 반영합니다.</w:t>
-      </w:r>
-    </w:p>
-    <w:p>
-      <w:pPr>
-        <w:spacing w:before="220" w:after="100"/>
-      </w:pPr>
-      <w:r>
-        <w:rPr>
-          <w:rFonts w:ascii="Malgun Gothic" w:hAnsi="Malgun Gothic" w:eastAsia="Malgun Gothic"/>
-          <w:b/>
-          <w:color w:val="000000"/>
-          <w:sz w:val="26"/>
-        </w:rPr>
-        <w:t>2. 구축비 산정 내역</w:t>
-      </w:r>
-    </w:p>
-    <w:tbl>
-      <w:tblPr>
-        <w:tblW w:type="auto" w:w="0"/>
-        <w:jc w:val="center"/>
-        <w:tblLayout w:type="fixed"/>
-        <w:tblLook w:firstColumn="1" w:firstRow="1" w:lastColumn="0" w:lastRow="0" w:noHBand="0" w:noVBand="1" w:val="04A0"/>
-      </w:tblPr>
-      <w:tblGrid>
-        <w:gridCol w:w="3855"/>
-        <w:gridCol w:w="1304"/>
-        <w:gridCol w:w="1814"/>
-        <w:gridCol w:w="1928"/>
-      </w:tblGrid>
-      <w:tr>
-        <w:tc>
-          <w:tcPr>
-            <w:tcW w:type="dxa" w:w="2493"/>
-            <w:vAlign w:val="center"/>
-            <w:tcBorders>
-              <w:top w:val="single" w:sz="6" w:color="D9D9D9"/>
-              <w:left w:val="single" w:sz="6" w:color="D9D9D9"/>
-              <w:bottom w:val="single" w:sz="6" w:color="D9D9D9"/>
-              <w:right w:val="single" w:sz="6" w:color="D9D9D9"/>
-            </w:tcBorders>
-            <w:shd w:fill="1F4E79"/>
-          </w:tcPr>
-          <w:p>
-            <w:pPr>
-              <w:spacing w:after="0" w:before="0"/>
-              <w:jc w:val="center"/>
-            </w:pPr>
-            <w:r/>
-            <w:r>
-              <w:rPr>
-                <w:rFonts w:ascii="Malgun Gothic" w:hAnsi="Malgun Gothic" w:eastAsia="Malgun Gothic"/>
-                <w:b/>
-                <w:color w:val="FFFFFF"/>
                 <w:sz w:val="18"/>
               </w:rPr>
               <w:t>구분</w:t>
@@ -758,26 +304,15 @@
         <w:tc>
           <w:tcPr>
             <w:tcW w:type="dxa" w:w="2493"/>
-            <w:vAlign w:val="center"/>
-            <w:tcBorders>
-              <w:top w:val="single" w:sz="6" w:color="D9D9D9"/>
-              <w:left w:val="single" w:sz="6" w:color="D9D9D9"/>
-              <w:bottom w:val="single" w:sz="6" w:color="D9D9D9"/>
-              <w:right w:val="single" w:sz="6" w:color="D9D9D9"/>
-            </w:tcBorders>
-            <w:shd w:fill="1F4E79"/>
+            <w:shd w:fill="EDEFF2"/>
           </w:tcPr>
           <w:p>
             <w:pPr>
-              <w:spacing w:after="0" w:before="0"/>
-              <w:jc w:val="center"/>
+              <w:spacing w:after="80" w:before="80"/>
             </w:pPr>
-            <w:r/>
             <w:r>
               <w:rPr>
-                <w:rFonts w:ascii="Malgun Gothic" w:hAnsi="Malgun Gothic" w:eastAsia="Malgun Gothic"/>
                 <w:b/>
-                <w:color w:val="FFFFFF"/>
                 <w:sz w:val="18"/>
               </w:rPr>
               <w:t>수량</w:t>
@@ -787,26 +322,15 @@
         <w:tc>
           <w:tcPr>
             <w:tcW w:type="dxa" w:w="2493"/>
-            <w:vAlign w:val="center"/>
-            <w:tcBorders>
-              <w:top w:val="single" w:sz="6" w:color="D9D9D9"/>
-              <w:left w:val="single" w:sz="6" w:color="D9D9D9"/>
-              <w:bottom w:val="single" w:sz="6" w:color="D9D9D9"/>
-              <w:right w:val="single" w:sz="6" w:color="D9D9D9"/>
-            </w:tcBorders>
-            <w:shd w:fill="1F4E79"/>
+            <w:shd w:fill="EDEFF2"/>
           </w:tcPr>
           <w:p>
             <w:pPr>
-              <w:spacing w:after="0" w:before="0"/>
-              <w:jc w:val="center"/>
+              <w:spacing w:after="80" w:before="80"/>
             </w:pPr>
-            <w:r/>
             <w:r>
               <w:rPr>
-                <w:rFonts w:ascii="Malgun Gothic" w:hAnsi="Malgun Gothic" w:eastAsia="Malgun Gothic"/>
                 <w:b/>
-                <w:color w:val="FFFFFF"/>
                 <w:sz w:val="18"/>
               </w:rPr>
               <w:t>일 단가(원)</w:t>
@@ -816,26 +340,15 @@
         <w:tc>
           <w:tcPr>
             <w:tcW w:type="dxa" w:w="2493"/>
-            <w:vAlign w:val="center"/>
-            <w:tcBorders>
-              <w:top w:val="single" w:sz="6" w:color="D9D9D9"/>
-              <w:left w:val="single" w:sz="6" w:color="D9D9D9"/>
-              <w:bottom w:val="single" w:sz="6" w:color="D9D9D9"/>
-              <w:right w:val="single" w:sz="6" w:color="D9D9D9"/>
-            </w:tcBorders>
-            <w:shd w:fill="1F4E79"/>
+            <w:shd w:fill="EDEFF2"/>
           </w:tcPr>
           <w:p>
             <w:pPr>
-              <w:spacing w:after="0" w:before="0"/>
-              <w:jc w:val="center"/>
+              <w:spacing w:after="80" w:before="80"/>
             </w:pPr>
-            <w:r/>
             <w:r>
               <w:rPr>
-                <w:rFonts w:ascii="Malgun Gothic" w:hAnsi="Malgun Gothic" w:eastAsia="Malgun Gothic"/>
                 <w:b/>
-                <w:color w:val="FFFFFF"/>
                 <w:sz w:val="18"/>
               </w:rPr>
               <w:t>금액(원)</w:t>
@@ -844,28 +357,20 @@
         </w:tc>
       </w:tr>
       <w:tr>
+        <w:trPr>
+          <w:cantSplit/>
+        </w:trPr>
         <w:tc>
           <w:tcPr>
-            <w:tcW w:type="dxa" w:w="3855"/>
-            <w:vAlign w:val="center"/>
-            <w:tcBorders>
-              <w:top w:val="single" w:sz="6" w:color="D9D9D9"/>
-              <w:left w:val="single" w:sz="6" w:color="D9D9D9"/>
-              <w:bottom w:val="single" w:sz="6" w:color="D9D9D9"/>
-              <w:right w:val="single" w:sz="6" w:color="D9D9D9"/>
-            </w:tcBorders>
+            <w:tcW w:type="dxa" w:w="2493"/>
           </w:tcPr>
           <w:p>
             <w:pPr>
-              <w:spacing w:after="0" w:before="0"/>
-              <w:jc w:val="left"/>
+              <w:spacing w:after="80" w:before="80"/>
             </w:pPr>
-            <w:r/>
             <w:r>
               <w:rPr>
-                <w:rFonts w:ascii="Malgun Gothic" w:hAnsi="Malgun Gothic" w:eastAsia="Malgun Gothic"/>
                 <w:b w:val="0"/>
-                <w:color w:val="000000"/>
                 <w:sz w:val="18"/>
               </w:rPr>
               <w:t>기획 및 기능명세·화면 설계·QA</w:t>
@@ -874,26 +379,15 @@
         </w:tc>
         <w:tc>
           <w:tcPr>
-            <w:tcW w:type="dxa" w:w="1304"/>
-            <w:vAlign w:val="center"/>
-            <w:tcBorders>
-              <w:top w:val="single" w:sz="6" w:color="D9D9D9"/>
-              <w:left w:val="single" w:sz="6" w:color="D9D9D9"/>
-              <w:bottom w:val="single" w:sz="6" w:color="D9D9D9"/>
-              <w:right w:val="single" w:sz="6" w:color="D9D9D9"/>
-            </w:tcBorders>
+            <w:tcW w:type="dxa" w:w="2493"/>
           </w:tcPr>
           <w:p>
             <w:pPr>
-              <w:spacing w:after="0" w:before="0"/>
-              <w:jc w:val="left"/>
+              <w:spacing w:after="80" w:before="80"/>
             </w:pPr>
-            <w:r/>
             <w:r>
               <w:rPr>
-                <w:rFonts w:ascii="Malgun Gothic" w:hAnsi="Malgun Gothic" w:eastAsia="Malgun Gothic"/>
                 <w:b w:val="0"/>
-                <w:color w:val="000000"/>
                 <w:sz w:val="18"/>
               </w:rPr>
               <w:t>8 PD</w:t>
@@ -902,26 +396,15 @@
         </w:tc>
         <w:tc>
           <w:tcPr>
-            <w:tcW w:type="dxa" w:w="1814"/>
-            <w:vAlign w:val="center"/>
-            <w:tcBorders>
-              <w:top w:val="single" w:sz="6" w:color="D9D9D9"/>
-              <w:left w:val="single" w:sz="6" w:color="D9D9D9"/>
-              <w:bottom w:val="single" w:sz="6" w:color="D9D9D9"/>
-              <w:right w:val="single" w:sz="6" w:color="D9D9D9"/>
-            </w:tcBorders>
+            <w:tcW w:type="dxa" w:w="2493"/>
           </w:tcPr>
           <w:p>
             <w:pPr>
-              <w:spacing w:after="0" w:before="0"/>
-              <w:jc w:val="right"/>
+              <w:spacing w:after="80" w:before="80"/>
             </w:pPr>
-            <w:r/>
             <w:r>
               <w:rPr>
-                <w:rFonts w:ascii="Malgun Gothic" w:hAnsi="Malgun Gothic" w:eastAsia="Malgun Gothic"/>
                 <w:b w:val="0"/>
-                <w:color w:val="000000"/>
                 <w:sz w:val="18"/>
               </w:rPr>
               <w:t>160,000</w:t>
@@ -930,26 +413,15 @@
         </w:tc>
         <w:tc>
           <w:tcPr>
-            <w:tcW w:type="dxa" w:w="1928"/>
-            <w:vAlign w:val="center"/>
-            <w:tcBorders>
-              <w:top w:val="single" w:sz="6" w:color="D9D9D9"/>
-              <w:left w:val="single" w:sz="6" w:color="D9D9D9"/>
-              <w:bottom w:val="single" w:sz="6" w:color="D9D9D9"/>
-              <w:right w:val="single" w:sz="6" w:color="D9D9D9"/>
-            </w:tcBorders>
+            <w:tcW w:type="dxa" w:w="2493"/>
           </w:tcPr>
           <w:p>
             <w:pPr>
-              <w:spacing w:after="0" w:before="0"/>
-              <w:jc w:val="right"/>
+              <w:spacing w:after="80" w:before="80"/>
             </w:pPr>
-            <w:r/>
             <w:r>
               <w:rPr>
-                <w:rFonts w:ascii="Malgun Gothic" w:hAnsi="Malgun Gothic" w:eastAsia="Malgun Gothic"/>
                 <w:b w:val="0"/>
-                <w:color w:val="000000"/>
                 <w:sz w:val="18"/>
               </w:rPr>
               <w:t>1,280,000</w:t>
@@ -958,29 +430,20 @@
         </w:tc>
       </w:tr>
       <w:tr>
+        <w:trPr>
+          <w:cantSplit/>
+        </w:trPr>
         <w:tc>
           <w:tcPr>
-            <w:tcW w:type="dxa" w:w="3855"/>
-            <w:vAlign w:val="center"/>
-            <w:tcBorders>
-              <w:top w:val="single" w:sz="6" w:color="D9D9D9"/>
-              <w:left w:val="single" w:sz="6" w:color="D9D9D9"/>
-              <w:bottom w:val="single" w:sz="6" w:color="D9D9D9"/>
-              <w:right w:val="single" w:sz="6" w:color="D9D9D9"/>
-            </w:tcBorders>
-            <w:shd w:fill="F5F7F9"/>
+            <w:tcW w:type="dxa" w:w="2493"/>
           </w:tcPr>
           <w:p>
             <w:pPr>
-              <w:spacing w:after="0" w:before="0"/>
-              <w:jc w:val="left"/>
+              <w:spacing w:after="80" w:before="80"/>
             </w:pPr>
-            <w:r/>
             <w:r>
               <w:rPr>
-                <w:rFonts w:ascii="Malgun Gothic" w:hAnsi="Malgun Gothic" w:eastAsia="Malgun Gothic"/>
                 <w:b w:val="0"/>
-                <w:color w:val="000000"/>
                 <w:sz w:val="18"/>
               </w:rPr>
               <w:t>개발 - 상품·주문·재고·배송 도메인 및 사용자 스토어</w:t>
@@ -989,27 +452,15 @@
         </w:tc>
         <w:tc>
           <w:tcPr>
-            <w:tcW w:type="dxa" w:w="1304"/>
-            <w:vAlign w:val="center"/>
-            <w:tcBorders>
-              <w:top w:val="single" w:sz="6" w:color="D9D9D9"/>
-              <w:left w:val="single" w:sz="6" w:color="D9D9D9"/>
-              <w:bottom w:val="single" w:sz="6" w:color="D9D9D9"/>
-              <w:right w:val="single" w:sz="6" w:color="D9D9D9"/>
-            </w:tcBorders>
-            <w:shd w:fill="F5F7F9"/>
+            <w:tcW w:type="dxa" w:w="2493"/>
           </w:tcPr>
           <w:p>
             <w:pPr>
-              <w:spacing w:after="0" w:before="0"/>
-              <w:jc w:val="left"/>
+              <w:spacing w:after="80" w:before="80"/>
             </w:pPr>
-            <w:r/>
             <w:r>
               <w:rPr>
-                <w:rFonts w:ascii="Malgun Gothic" w:hAnsi="Malgun Gothic" w:eastAsia="Malgun Gothic"/>
                 <w:b w:val="0"/>
-                <w:color w:val="000000"/>
                 <w:sz w:val="18"/>
               </w:rPr>
               <w:t>18 PD</w:t>
@@ -1018,27 +469,15 @@
         </w:tc>
         <w:tc>
           <w:tcPr>
-            <w:tcW w:type="dxa" w:w="1814"/>
-            <w:vAlign w:val="center"/>
-            <w:tcBorders>
-              <w:top w:val="single" w:sz="6" w:color="D9D9D9"/>
-              <w:left w:val="single" w:sz="6" w:color="D9D9D9"/>
-              <w:bottom w:val="single" w:sz="6" w:color="D9D9D9"/>
-              <w:right w:val="single" w:sz="6" w:color="D9D9D9"/>
-            </w:tcBorders>
-            <w:shd w:fill="F5F7F9"/>
+            <w:tcW w:type="dxa" w:w="2493"/>
           </w:tcPr>
           <w:p>
             <w:pPr>
-              <w:spacing w:after="0" w:before="0"/>
-              <w:jc w:val="right"/>
+              <w:spacing w:after="80" w:before="80"/>
             </w:pPr>
-            <w:r/>
             <w:r>
               <w:rPr>
-                <w:rFonts w:ascii="Malgun Gothic" w:hAnsi="Malgun Gothic" w:eastAsia="Malgun Gothic"/>
                 <w:b w:val="0"/>
-                <w:color w:val="000000"/>
                 <w:sz w:val="18"/>
               </w:rPr>
               <w:t>220,000</w:t>
@@ -1047,27 +486,15 @@
         </w:tc>
         <w:tc>
           <w:tcPr>
-            <w:tcW w:type="dxa" w:w="1928"/>
-            <w:vAlign w:val="center"/>
-            <w:tcBorders>
-              <w:top w:val="single" w:sz="6" w:color="D9D9D9"/>
-              <w:left w:val="single" w:sz="6" w:color="D9D9D9"/>
-              <w:bottom w:val="single" w:sz="6" w:color="D9D9D9"/>
-              <w:right w:val="single" w:sz="6" w:color="D9D9D9"/>
-            </w:tcBorders>
-            <w:shd w:fill="F5F7F9"/>
+            <w:tcW w:type="dxa" w:w="2493"/>
           </w:tcPr>
           <w:p>
             <w:pPr>
-              <w:spacing w:after="0" w:before="0"/>
-              <w:jc w:val="right"/>
+              <w:spacing w:after="80" w:before="80"/>
             </w:pPr>
-            <w:r/>
             <w:r>
               <w:rPr>
-                <w:rFonts w:ascii="Malgun Gothic" w:hAnsi="Malgun Gothic" w:eastAsia="Malgun Gothic"/>
                 <w:b w:val="0"/>
-                <w:color w:val="000000"/>
                 <w:sz w:val="18"/>
               </w:rPr>
               <w:t>3,960,000</w:t>
@@ -1076,28 +503,20 @@
         </w:tc>
       </w:tr>
       <w:tr>
+        <w:trPr>
+          <w:cantSplit/>
+        </w:trPr>
         <w:tc>
           <w:tcPr>
-            <w:tcW w:type="dxa" w:w="3855"/>
-            <w:vAlign w:val="center"/>
-            <w:tcBorders>
-              <w:top w:val="single" w:sz="6" w:color="D9D9D9"/>
-              <w:left w:val="single" w:sz="6" w:color="D9D9D9"/>
-              <w:bottom w:val="single" w:sz="6" w:color="D9D9D9"/>
-              <w:right w:val="single" w:sz="6" w:color="D9D9D9"/>
-            </w:tcBorders>
+            <w:tcW w:type="dxa" w:w="2493"/>
           </w:tcPr>
           <w:p>
             <w:pPr>
-              <w:spacing w:after="0" w:before="0"/>
-              <w:jc w:val="left"/>
+              <w:spacing w:after="80" w:before="80"/>
             </w:pPr>
-            <w:r/>
             <w:r>
               <w:rPr>
-                <w:rFonts w:ascii="Malgun Gothic" w:hAnsi="Malgun Gothic" w:eastAsia="Malgun Gothic"/>
                 <w:b w:val="0"/>
-                <w:color w:val="000000"/>
                 <w:sz w:val="18"/>
               </w:rPr>
               <w:t>개발 - 기존 관리자 메뉴 확장·출고 엑셀·통합 테스트</w:t>
@@ -1106,26 +525,15 @@
         </w:tc>
         <w:tc>
           <w:tcPr>
-            <w:tcW w:type="dxa" w:w="1304"/>
-            <w:vAlign w:val="center"/>
-            <w:tcBorders>
-              <w:top w:val="single" w:sz="6" w:color="D9D9D9"/>
-              <w:left w:val="single" w:sz="6" w:color="D9D9D9"/>
-              <w:bottom w:val="single" w:sz="6" w:color="D9D9D9"/>
-              <w:right w:val="single" w:sz="6" w:color="D9D9D9"/>
-            </w:tcBorders>
+            <w:tcW w:type="dxa" w:w="2493"/>
           </w:tcPr>
           <w:p>
             <w:pPr>
-              <w:spacing w:after="0" w:before="0"/>
-              <w:jc w:val="left"/>
+              <w:spacing w:after="80" w:before="80"/>
             </w:pPr>
-            <w:r/>
             <w:r>
               <w:rPr>
-                <w:rFonts w:ascii="Malgun Gothic" w:hAnsi="Malgun Gothic" w:eastAsia="Malgun Gothic"/>
                 <w:b w:val="0"/>
-                <w:color w:val="000000"/>
                 <w:sz w:val="18"/>
               </w:rPr>
               <w:t>11 PD</w:t>
@@ -1134,26 +542,15 @@
         </w:tc>
         <w:tc>
           <w:tcPr>
-            <w:tcW w:type="dxa" w:w="1814"/>
-            <w:vAlign w:val="center"/>
-            <w:tcBorders>
-              <w:top w:val="single" w:sz="6" w:color="D9D9D9"/>
-              <w:left w:val="single" w:sz="6" w:color="D9D9D9"/>
-              <w:bottom w:val="single" w:sz="6" w:color="D9D9D9"/>
-              <w:right w:val="single" w:sz="6" w:color="D9D9D9"/>
-            </w:tcBorders>
+            <w:tcW w:type="dxa" w:w="2493"/>
           </w:tcPr>
           <w:p>
             <w:pPr>
-              <w:spacing w:after="0" w:before="0"/>
-              <w:jc w:val="right"/>
+              <w:spacing w:after="80" w:before="80"/>
             </w:pPr>
-            <w:r/>
             <w:r>
               <w:rPr>
-                <w:rFonts w:ascii="Malgun Gothic" w:hAnsi="Malgun Gothic" w:eastAsia="Malgun Gothic"/>
                 <w:b w:val="0"/>
-                <w:color w:val="000000"/>
                 <w:sz w:val="18"/>
               </w:rPr>
               <w:t>220,000</w:t>
@@ -1162,26 +559,15 @@
         </w:tc>
         <w:tc>
           <w:tcPr>
-            <w:tcW w:type="dxa" w:w="1928"/>
-            <w:vAlign w:val="center"/>
-            <w:tcBorders>
-              <w:top w:val="single" w:sz="6" w:color="D9D9D9"/>
-              <w:left w:val="single" w:sz="6" w:color="D9D9D9"/>
-              <w:bottom w:val="single" w:sz="6" w:color="D9D9D9"/>
-              <w:right w:val="single" w:sz="6" w:color="D9D9D9"/>
-            </w:tcBorders>
+            <w:tcW w:type="dxa" w:w="2493"/>
           </w:tcPr>
           <w:p>
             <w:pPr>
-              <w:spacing w:after="0" w:before="0"/>
-              <w:jc w:val="right"/>
+              <w:spacing w:after="80" w:before="80"/>
             </w:pPr>
-            <w:r/>
             <w:r>
               <w:rPr>
-                <w:rFonts w:ascii="Malgun Gothic" w:hAnsi="Malgun Gothic" w:eastAsia="Malgun Gothic"/>
                 <w:b w:val="0"/>
-                <w:color w:val="000000"/>
                 <w:sz w:val="18"/>
               </w:rPr>
               <w:t>2,420,000</w:t>
@@ -1190,29 +576,20 @@
         </w:tc>
       </w:tr>
       <w:tr>
+        <w:trPr>
+          <w:cantSplit/>
+        </w:trPr>
         <w:tc>
           <w:tcPr>
-            <w:tcW w:type="dxa" w:w="3855"/>
-            <w:vAlign w:val="center"/>
-            <w:tcBorders>
-              <w:top w:val="single" w:sz="6" w:color="D9D9D9"/>
-              <w:left w:val="single" w:sz="6" w:color="D9D9D9"/>
-              <w:bottom w:val="single" w:sz="6" w:color="D9D9D9"/>
-              <w:right w:val="single" w:sz="6" w:color="D9D9D9"/>
-            </w:tcBorders>
-            <w:shd w:fill="F5F7F9"/>
+            <w:tcW w:type="dxa" w:w="2493"/>
           </w:tcPr>
           <w:p>
             <w:pPr>
-              <w:spacing w:after="0" w:before="0"/>
-              <w:jc w:val="left"/>
+              <w:spacing w:after="80" w:before="80"/>
             </w:pPr>
-            <w:r/>
             <w:r>
               <w:rPr>
-                <w:rFonts w:ascii="Malgun Gothic" w:hAnsi="Malgun Gothic" w:eastAsia="Malgun Gothic"/>
                 <w:b w:val="0"/>
-                <w:color w:val="000000"/>
                 <w:sz w:val="18"/>
               </w:rPr>
               <w:t>인프라·배포 환경 보완</w:t>
@@ -1221,27 +598,15 @@
         </w:tc>
         <w:tc>
           <w:tcPr>
-            <w:tcW w:type="dxa" w:w="1304"/>
-            <w:vAlign w:val="center"/>
-            <w:tcBorders>
-              <w:top w:val="single" w:sz="6" w:color="D9D9D9"/>
-              <w:left w:val="single" w:sz="6" w:color="D9D9D9"/>
-              <w:bottom w:val="single" w:sz="6" w:color="D9D9D9"/>
-              <w:right w:val="single" w:sz="6" w:color="D9D9D9"/>
-            </w:tcBorders>
-            <w:shd w:fill="F5F7F9"/>
+            <w:tcW w:type="dxa" w:w="2493"/>
           </w:tcPr>
           <w:p>
             <w:pPr>
-              <w:spacing w:after="0" w:before="0"/>
-              <w:jc w:val="left"/>
+              <w:spacing w:after="80" w:before="80"/>
             </w:pPr>
-            <w:r/>
             <w:r>
               <w:rPr>
-                <w:rFonts w:ascii="Malgun Gothic" w:hAnsi="Malgun Gothic" w:eastAsia="Malgun Gothic"/>
                 <w:b w:val="0"/>
-                <w:color w:val="000000"/>
                 <w:sz w:val="18"/>
               </w:rPr>
               <w:t>1 PD</w:t>
@@ -1250,27 +615,15 @@
         </w:tc>
         <w:tc>
           <w:tcPr>
-            <w:tcW w:type="dxa" w:w="1814"/>
-            <w:vAlign w:val="center"/>
-            <w:tcBorders>
-              <w:top w:val="single" w:sz="6" w:color="D9D9D9"/>
-              <w:left w:val="single" w:sz="6" w:color="D9D9D9"/>
-              <w:bottom w:val="single" w:sz="6" w:color="D9D9D9"/>
-              <w:right w:val="single" w:sz="6" w:color="D9D9D9"/>
-            </w:tcBorders>
-            <w:shd w:fill="F5F7F9"/>
+            <w:tcW w:type="dxa" w:w="2493"/>
           </w:tcPr>
           <w:p>
             <w:pPr>
-              <w:spacing w:after="0" w:before="0"/>
-              <w:jc w:val="right"/>
+              <w:spacing w:after="80" w:before="80"/>
             </w:pPr>
-            <w:r/>
             <w:r>
               <w:rPr>
-                <w:rFonts w:ascii="Malgun Gothic" w:hAnsi="Malgun Gothic" w:eastAsia="Malgun Gothic"/>
                 <w:b w:val="0"/>
-                <w:color w:val="000000"/>
                 <w:sz w:val="18"/>
               </w:rPr>
               <w:t>220,000</w:t>
@@ -1279,27 +632,15 @@
         </w:tc>
         <w:tc>
           <w:tcPr>
-            <w:tcW w:type="dxa" w:w="1928"/>
-            <w:vAlign w:val="center"/>
-            <w:tcBorders>
-              <w:top w:val="single" w:sz="6" w:color="D9D9D9"/>
-              <w:left w:val="single" w:sz="6" w:color="D9D9D9"/>
-              <w:bottom w:val="single" w:sz="6" w:color="D9D9D9"/>
-              <w:right w:val="single" w:sz="6" w:color="D9D9D9"/>
-            </w:tcBorders>
-            <w:shd w:fill="F5F7F9"/>
+            <w:tcW w:type="dxa" w:w="2493"/>
           </w:tcPr>
           <w:p>
             <w:pPr>
-              <w:spacing w:after="0" w:before="0"/>
-              <w:jc w:val="right"/>
+              <w:spacing w:after="80" w:before="80"/>
             </w:pPr>
-            <w:r/>
             <w:r>
               <w:rPr>
-                <w:rFonts w:ascii="Malgun Gothic" w:hAnsi="Malgun Gothic" w:eastAsia="Malgun Gothic"/>
                 <w:b w:val="0"/>
-                <w:color w:val="000000"/>
                 <w:sz w:val="18"/>
               </w:rPr>
               <w:t>220,000</w:t>
@@ -1308,28 +649,20 @@
         </w:tc>
       </w:tr>
       <w:tr>
+        <w:trPr>
+          <w:cantSplit/>
+        </w:trPr>
         <w:tc>
           <w:tcPr>
-            <w:tcW w:type="dxa" w:w="3855"/>
-            <w:vAlign w:val="center"/>
-            <w:tcBorders>
-              <w:top w:val="single" w:sz="6" w:color="D9D9D9"/>
-              <w:left w:val="single" w:sz="6" w:color="D9D9D9"/>
-              <w:bottom w:val="single" w:sz="6" w:color="D9D9D9"/>
-              <w:right w:val="single" w:sz="6" w:color="D9D9D9"/>
-            </w:tcBorders>
+            <w:tcW w:type="dxa" w:w="2493"/>
           </w:tcPr>
           <w:p>
             <w:pPr>
-              <w:spacing w:after="0" w:before="0"/>
-              <w:jc w:val="left"/>
+              <w:spacing w:after="80" w:before="80"/>
             </w:pPr>
-            <w:r/>
             <w:r>
               <w:rPr>
-                <w:rFonts w:ascii="Malgun Gothic" w:hAnsi="Malgun Gothic" w:eastAsia="Malgun Gothic"/>
                 <w:b w:val="0"/>
-                <w:color w:val="000000"/>
                 <w:sz w:val="18"/>
               </w:rPr>
               <w:t>공급가액 (VAT 별도)</w:t>
@@ -1338,26 +671,15 @@
         </w:tc>
         <w:tc>
           <w:tcPr>
-            <w:tcW w:type="dxa" w:w="1304"/>
-            <w:vAlign w:val="center"/>
-            <w:tcBorders>
-              <w:top w:val="single" w:sz="6" w:color="D9D9D9"/>
-              <w:left w:val="single" w:sz="6" w:color="D9D9D9"/>
-              <w:bottom w:val="single" w:sz="6" w:color="D9D9D9"/>
-              <w:right w:val="single" w:sz="6" w:color="D9D9D9"/>
-            </w:tcBorders>
+            <w:tcW w:type="dxa" w:w="2493"/>
           </w:tcPr>
           <w:p>
             <w:pPr>
-              <w:spacing w:after="0" w:before="0"/>
-              <w:jc w:val="left"/>
+              <w:spacing w:after="80" w:before="80"/>
             </w:pPr>
-            <w:r/>
             <w:r>
               <w:rPr>
-                <w:rFonts w:ascii="Malgun Gothic" w:hAnsi="Malgun Gothic" w:eastAsia="Malgun Gothic"/>
                 <w:b w:val="0"/>
-                <w:color w:val="000000"/>
                 <w:sz w:val="18"/>
               </w:rPr>
             </w:r>
@@ -1365,26 +687,15 @@
         </w:tc>
         <w:tc>
           <w:tcPr>
-            <w:tcW w:type="dxa" w:w="1814"/>
-            <w:vAlign w:val="center"/>
-            <w:tcBorders>
-              <w:top w:val="single" w:sz="6" w:color="D9D9D9"/>
-              <w:left w:val="single" w:sz="6" w:color="D9D9D9"/>
-              <w:bottom w:val="single" w:sz="6" w:color="D9D9D9"/>
-              <w:right w:val="single" w:sz="6" w:color="D9D9D9"/>
-            </w:tcBorders>
+            <w:tcW w:type="dxa" w:w="2493"/>
           </w:tcPr>
           <w:p>
             <w:pPr>
-              <w:spacing w:after="0" w:before="0"/>
-              <w:jc w:val="right"/>
+              <w:spacing w:after="80" w:before="80"/>
             </w:pPr>
-            <w:r/>
             <w:r>
               <w:rPr>
-                <w:rFonts w:ascii="Malgun Gothic" w:hAnsi="Malgun Gothic" w:eastAsia="Malgun Gothic"/>
                 <w:b w:val="0"/>
-                <w:color w:val="000000"/>
                 <w:sz w:val="18"/>
               </w:rPr>
             </w:r>
@@ -1392,26 +703,15 @@
         </w:tc>
         <w:tc>
           <w:tcPr>
-            <w:tcW w:type="dxa" w:w="1928"/>
-            <w:vAlign w:val="center"/>
-            <w:tcBorders>
-              <w:top w:val="single" w:sz="6" w:color="D9D9D9"/>
-              <w:left w:val="single" w:sz="6" w:color="D9D9D9"/>
-              <w:bottom w:val="single" w:sz="6" w:color="D9D9D9"/>
-              <w:right w:val="single" w:sz="6" w:color="D9D9D9"/>
-            </w:tcBorders>
+            <w:tcW w:type="dxa" w:w="2493"/>
           </w:tcPr>
           <w:p>
             <w:pPr>
-              <w:spacing w:after="0" w:before="0"/>
-              <w:jc w:val="right"/>
+              <w:spacing w:after="80" w:before="80"/>
             </w:pPr>
-            <w:r/>
             <w:r>
               <w:rPr>
-                <w:rFonts w:ascii="Malgun Gothic" w:hAnsi="Malgun Gothic" w:eastAsia="Malgun Gothic"/>
                 <w:b w:val="0"/>
-                <w:color w:val="000000"/>
                 <w:sz w:val="18"/>
               </w:rPr>
               <w:t>7,880,000</w:t>
@@ -1420,29 +720,20 @@
         </w:tc>
       </w:tr>
       <w:tr>
+        <w:trPr>
+          <w:cantSplit/>
+        </w:trPr>
         <w:tc>
           <w:tcPr>
-            <w:tcW w:type="dxa" w:w="3855"/>
-            <w:vAlign w:val="center"/>
-            <w:tcBorders>
-              <w:top w:val="single" w:sz="6" w:color="D9D9D9"/>
-              <w:left w:val="single" w:sz="6" w:color="D9D9D9"/>
-              <w:bottom w:val="single" w:sz="6" w:color="D9D9D9"/>
-              <w:right w:val="single" w:sz="6" w:color="D9D9D9"/>
-            </w:tcBorders>
-            <w:shd w:fill="F5F7F9"/>
+            <w:tcW w:type="dxa" w:w="2493"/>
           </w:tcPr>
           <w:p>
             <w:pPr>
-              <w:spacing w:after="0" w:before="0"/>
-              <w:jc w:val="left"/>
+              <w:spacing w:after="80" w:before="80"/>
             </w:pPr>
-            <w:r/>
             <w:r>
               <w:rPr>
-                <w:rFonts w:ascii="Malgun Gothic" w:hAnsi="Malgun Gothic" w:eastAsia="Malgun Gothic"/>
                 <w:b w:val="0"/>
-                <w:color w:val="000000"/>
                 <w:sz w:val="18"/>
               </w:rPr>
               <w:t>부가가치세 (10%)</w:t>
@@ -1451,27 +742,15 @@
         </w:tc>
         <w:tc>
           <w:tcPr>
-            <w:tcW w:type="dxa" w:w="1304"/>
-            <w:vAlign w:val="center"/>
-            <w:tcBorders>
-              <w:top w:val="single" w:sz="6" w:color="D9D9D9"/>
-              <w:left w:val="single" w:sz="6" w:color="D9D9D9"/>
-              <w:bottom w:val="single" w:sz="6" w:color="D9D9D9"/>
-              <w:right w:val="single" w:sz="6" w:color="D9D9D9"/>
-            </w:tcBorders>
-            <w:shd w:fill="F5F7F9"/>
+            <w:tcW w:type="dxa" w:w="2493"/>
           </w:tcPr>
           <w:p>
             <w:pPr>
-              <w:spacing w:after="0" w:before="0"/>
-              <w:jc w:val="left"/>
+              <w:spacing w:after="80" w:before="80"/>
             </w:pPr>
-            <w:r/>
             <w:r>
               <w:rPr>
-                <w:rFonts w:ascii="Malgun Gothic" w:hAnsi="Malgun Gothic" w:eastAsia="Malgun Gothic"/>
                 <w:b w:val="0"/>
-                <w:color w:val="000000"/>
                 <w:sz w:val="18"/>
               </w:rPr>
             </w:r>
@@ -1479,27 +758,15 @@
         </w:tc>
         <w:tc>
           <w:tcPr>
-            <w:tcW w:type="dxa" w:w="1814"/>
-            <w:vAlign w:val="center"/>
-            <w:tcBorders>
-              <w:top w:val="single" w:sz="6" w:color="D9D9D9"/>
-              <w:left w:val="single" w:sz="6" w:color="D9D9D9"/>
-              <w:bottom w:val="single" w:sz="6" w:color="D9D9D9"/>
-              <w:right w:val="single" w:sz="6" w:color="D9D9D9"/>
-            </w:tcBorders>
-            <w:shd w:fill="F5F7F9"/>
+            <w:tcW w:type="dxa" w:w="2493"/>
           </w:tcPr>
           <w:p>
             <w:pPr>
-              <w:spacing w:after="0" w:before="0"/>
-              <w:jc w:val="right"/>
+              <w:spacing w:after="80" w:before="80"/>
             </w:pPr>
-            <w:r/>
             <w:r>
               <w:rPr>
-                <w:rFonts w:ascii="Malgun Gothic" w:hAnsi="Malgun Gothic" w:eastAsia="Malgun Gothic"/>
                 <w:b w:val="0"/>
-                <w:color w:val="000000"/>
                 <w:sz w:val="18"/>
               </w:rPr>
             </w:r>
@@ -1507,27 +774,15 @@
         </w:tc>
         <w:tc>
           <w:tcPr>
-            <w:tcW w:type="dxa" w:w="1928"/>
-            <w:vAlign w:val="center"/>
-            <w:tcBorders>
-              <w:top w:val="single" w:sz="6" w:color="D9D9D9"/>
-              <w:left w:val="single" w:sz="6" w:color="D9D9D9"/>
-              <w:bottom w:val="single" w:sz="6" w:color="D9D9D9"/>
-              <w:right w:val="single" w:sz="6" w:color="D9D9D9"/>
-            </w:tcBorders>
-            <w:shd w:fill="F5F7F9"/>
+            <w:tcW w:type="dxa" w:w="2493"/>
           </w:tcPr>
           <w:p>
             <w:pPr>
-              <w:spacing w:after="0" w:before="0"/>
-              <w:jc w:val="right"/>
+              <w:spacing w:after="80" w:before="80"/>
             </w:pPr>
-            <w:r/>
             <w:r>
               <w:rPr>
-                <w:rFonts w:ascii="Malgun Gothic" w:hAnsi="Malgun Gothic" w:eastAsia="Malgun Gothic"/>
                 <w:b w:val="0"/>
-                <w:color w:val="000000"/>
                 <w:sz w:val="18"/>
               </w:rPr>
               <w:t>788,000</w:t>
@@ -1536,28 +791,20 @@
         </w:tc>
       </w:tr>
       <w:tr>
+        <w:trPr>
+          <w:cantSplit/>
+        </w:trPr>
         <w:tc>
           <w:tcPr>
-            <w:tcW w:type="dxa" w:w="3855"/>
-            <w:vAlign w:val="center"/>
-            <w:tcBorders>
-              <w:top w:val="single" w:sz="6" w:color="D9D9D9"/>
-              <w:left w:val="single" w:sz="6" w:color="D9D9D9"/>
-              <w:bottom w:val="single" w:sz="6" w:color="D9D9D9"/>
-              <w:right w:val="single" w:sz="6" w:color="D9D9D9"/>
-            </w:tcBorders>
+            <w:tcW w:type="dxa" w:w="2493"/>
           </w:tcPr>
           <w:p>
             <w:pPr>
-              <w:spacing w:after="0" w:before="0"/>
-              <w:jc w:val="left"/>
+              <w:spacing w:after="80" w:before="80"/>
             </w:pPr>
-            <w:r/>
             <w:r>
               <w:rPr>
-                <w:rFonts w:ascii="Malgun Gothic" w:hAnsi="Malgun Gothic" w:eastAsia="Malgun Gothic"/>
                 <w:b w:val="0"/>
-                <w:color w:val="000000"/>
                 <w:sz w:val="18"/>
               </w:rPr>
               <w:t>합계 금액 (VAT 포함)</w:t>
@@ -1566,26 +813,15 @@
         </w:tc>
         <w:tc>
           <w:tcPr>
-            <w:tcW w:type="dxa" w:w="1304"/>
-            <w:vAlign w:val="center"/>
-            <w:tcBorders>
-              <w:top w:val="single" w:sz="6" w:color="D9D9D9"/>
-              <w:left w:val="single" w:sz="6" w:color="D9D9D9"/>
-              <w:bottom w:val="single" w:sz="6" w:color="D9D9D9"/>
-              <w:right w:val="single" w:sz="6" w:color="D9D9D9"/>
-            </w:tcBorders>
+            <w:tcW w:type="dxa" w:w="2493"/>
           </w:tcPr>
           <w:p>
             <w:pPr>
-              <w:spacing w:after="0" w:before="0"/>
-              <w:jc w:val="left"/>
+              <w:spacing w:after="80" w:before="80"/>
             </w:pPr>
-            <w:r/>
             <w:r>
               <w:rPr>
-                <w:rFonts w:ascii="Malgun Gothic" w:hAnsi="Malgun Gothic" w:eastAsia="Malgun Gothic"/>
                 <w:b w:val="0"/>
-                <w:color w:val="000000"/>
                 <w:sz w:val="18"/>
               </w:rPr>
             </w:r>
@@ -1593,26 +829,15 @@
         </w:tc>
         <w:tc>
           <w:tcPr>
-            <w:tcW w:type="dxa" w:w="1814"/>
-            <w:vAlign w:val="center"/>
-            <w:tcBorders>
-              <w:top w:val="single" w:sz="6" w:color="D9D9D9"/>
-              <w:left w:val="single" w:sz="6" w:color="D9D9D9"/>
-              <w:bottom w:val="single" w:sz="6" w:color="D9D9D9"/>
-              <w:right w:val="single" w:sz="6" w:color="D9D9D9"/>
-            </w:tcBorders>
+            <w:tcW w:type="dxa" w:w="2493"/>
           </w:tcPr>
           <w:p>
             <w:pPr>
-              <w:spacing w:after="0" w:before="0"/>
-              <w:jc w:val="right"/>
+              <w:spacing w:after="80" w:before="80"/>
             </w:pPr>
-            <w:r/>
             <w:r>
               <w:rPr>
-                <w:rFonts w:ascii="Malgun Gothic" w:hAnsi="Malgun Gothic" w:eastAsia="Malgun Gothic"/>
                 <w:b w:val="0"/>
-                <w:color w:val="000000"/>
                 <w:sz w:val="18"/>
               </w:rPr>
             </w:r>
@@ -1620,26 +845,15 @@
         </w:tc>
         <w:tc>
           <w:tcPr>
-            <w:tcW w:type="dxa" w:w="1928"/>
-            <w:vAlign w:val="center"/>
-            <w:tcBorders>
-              <w:top w:val="single" w:sz="6" w:color="D9D9D9"/>
-              <w:left w:val="single" w:sz="6" w:color="D9D9D9"/>
-              <w:bottom w:val="single" w:sz="6" w:color="D9D9D9"/>
-              <w:right w:val="single" w:sz="6" w:color="D9D9D9"/>
-            </w:tcBorders>
+            <w:tcW w:type="dxa" w:w="2493"/>
           </w:tcPr>
           <w:p>
             <w:pPr>
-              <w:spacing w:after="0" w:before="0"/>
-              <w:jc w:val="right"/>
+              <w:spacing w:after="80" w:before="80"/>
             </w:pPr>
-            <w:r/>
             <w:r>
               <w:rPr>
-                <w:rFonts w:ascii="Malgun Gothic" w:hAnsi="Malgun Gothic" w:eastAsia="Malgun Gothic"/>
                 <w:b w:val="0"/>
-                <w:color w:val="000000"/>
                 <w:sz w:val="18"/>
               </w:rPr>
               <w:t>8,668,000</w:t>
@@ -1648,446 +862,336 @@
         </w:tc>
       </w:tr>
     </w:tbl>
+    <w:p/>
     <w:p>
       <w:pPr>
-        <w:spacing w:after="20"/>
-      </w:pPr>
-    </w:p>
-    <w:p>
-      <w:pPr>
-        <w:spacing w:before="220" w:after="100"/>
+        <w:pStyle w:val="Heading1"/>
       </w:pPr>
       <w:r>
-        <w:rPr>
-          <w:rFonts w:ascii="Malgun Gothic" w:hAnsi="Malgun Gothic" w:eastAsia="Malgun Gothic"/>
-          <w:b/>
-          <w:color w:val="000000"/>
-          <w:sz w:val="26"/>
-        </w:rPr>
-        <w:t>3. 주요 구축 범위</w:t>
+        <w:t>개발 기능</w:t>
       </w:r>
     </w:p>
     <w:tbl>
       <w:tblPr>
         <w:tblW w:type="auto" w:w="0"/>
-        <w:jc w:val="center"/>
-        <w:tblLayout w:type="fixed"/>
+        <w:tblLayout w:type="autofit"/>
         <w:tblLook w:firstColumn="1" w:firstRow="1" w:lastColumn="0" w:lastRow="0" w:noHBand="0" w:noVBand="1" w:val="04A0"/>
       </w:tblPr>
       <w:tblGrid>
-        <w:gridCol w:w="2268"/>
-        <w:gridCol w:w="6633"/>
+        <w:gridCol w:w="4986"/>
+        <w:gridCol w:w="4986"/>
       </w:tblGrid>
       <w:tr>
+        <w:trPr>
+          <w:cantSplit/>
+          <w:tblHeader/>
+        </w:trPr>
         <w:tc>
           <w:tcPr>
             <w:tcW w:type="dxa" w:w="4986"/>
-            <w:vAlign w:val="center"/>
-            <w:tcBorders>
-              <w:top w:val="single" w:sz="6" w:color="D9D9D9"/>
-              <w:left w:val="single" w:sz="6" w:color="D9D9D9"/>
-              <w:bottom w:val="single" w:sz="6" w:color="D9D9D9"/>
-              <w:right w:val="single" w:sz="6" w:color="D9D9D9"/>
-            </w:tcBorders>
-            <w:shd w:fill="1F4E79"/>
+            <w:shd w:fill="EDEFF2"/>
           </w:tcPr>
           <w:p>
             <w:pPr>
-              <w:spacing w:after="0" w:before="0"/>
-              <w:jc w:val="center"/>
+              <w:spacing w:after="80" w:before="80"/>
             </w:pPr>
-            <w:r/>
             <w:r>
               <w:rPr>
-                <w:rFonts w:ascii="Malgun Gothic" w:hAnsi="Malgun Gothic" w:eastAsia="Malgun Gothic"/>
                 <w:b/>
-                <w:color w:val="FFFFFF"/>
                 <w:sz w:val="18"/>
               </w:rPr>
-              <w:t>구분</w:t>
+              <w:t>영역</w:t>
             </w:r>
           </w:p>
         </w:tc>
         <w:tc>
           <w:tcPr>
             <w:tcW w:type="dxa" w:w="4986"/>
-            <w:vAlign w:val="center"/>
-            <w:tcBorders>
-              <w:top w:val="single" w:sz="6" w:color="D9D9D9"/>
-              <w:left w:val="single" w:sz="6" w:color="D9D9D9"/>
-              <w:bottom w:val="single" w:sz="6" w:color="D9D9D9"/>
-              <w:right w:val="single" w:sz="6" w:color="D9D9D9"/>
-            </w:tcBorders>
-            <w:shd w:fill="1F4E79"/>
+            <w:shd w:fill="EDEFF2"/>
           </w:tcPr>
           <w:p>
             <w:pPr>
-              <w:spacing w:after="0" w:before="0"/>
-              <w:jc w:val="center"/>
+              <w:spacing w:after="80" w:before="80"/>
             </w:pPr>
-            <w:r/>
             <w:r>
               <w:rPr>
-                <w:rFonts w:ascii="Malgun Gothic" w:hAnsi="Malgun Gothic" w:eastAsia="Malgun Gothic"/>
                 <w:b/>
-                <w:color w:val="FFFFFF"/>
                 <w:sz w:val="18"/>
               </w:rPr>
-              <w:t>포함 범위</w:t>
+              <w:t>포함 기능</w:t>
             </w:r>
           </w:p>
         </w:tc>
       </w:tr>
       <w:tr>
+        <w:trPr>
+          <w:cantSplit/>
+        </w:trPr>
         <w:tc>
           <w:tcPr>
-            <w:tcW w:type="dxa" w:w="2268"/>
-            <w:vAlign w:val="center"/>
-            <w:tcBorders>
-              <w:top w:val="single" w:sz="6" w:color="D9D9D9"/>
-              <w:left w:val="single" w:sz="6" w:color="D9D9D9"/>
-              <w:bottom w:val="single" w:sz="6" w:color="D9D9D9"/>
-              <w:right w:val="single" w:sz="6" w:color="D9D9D9"/>
-            </w:tcBorders>
+            <w:tcW w:type="dxa" w:w="4986"/>
           </w:tcPr>
           <w:p>
             <w:pPr>
-              <w:spacing w:after="0" w:before="0"/>
-              <w:jc w:val="left"/>
+              <w:spacing w:after="80" w:before="80"/>
             </w:pPr>
-            <w:r/>
             <w:r>
               <w:rPr>
-                <w:rFonts w:ascii="Malgun Gothic" w:hAnsi="Malgun Gothic" w:eastAsia="Malgun Gothic"/>
                 <w:b w:val="0"/>
-                <w:color w:val="000000"/>
                 <w:sz w:val="18"/>
               </w:rPr>
-              <w:t>사용자 온라인 스토어</w:t>
+              <w:t>상품과 장바구니</w:t>
             </w:r>
           </w:p>
         </w:tc>
         <w:tc>
           <w:tcPr>
-            <w:tcW w:type="dxa" w:w="6633"/>
-            <w:vAlign w:val="center"/>
-            <w:tcBorders>
-              <w:top w:val="single" w:sz="6" w:color="D9D9D9"/>
-              <w:left w:val="single" w:sz="6" w:color="D9D9D9"/>
-              <w:bottom w:val="single" w:sz="6" w:color="D9D9D9"/>
-              <w:right w:val="single" w:sz="6" w:color="D9D9D9"/>
-            </w:tcBorders>
+            <w:tcW w:type="dxa" w:w="4986"/>
           </w:tcPr>
           <w:p>
             <w:pPr>
-              <w:spacing w:after="0" w:before="0"/>
-              <w:jc w:val="left"/>
+              <w:spacing w:after="80" w:before="80"/>
             </w:pPr>
-            <w:r/>
             <w:r>
               <w:rPr>
-                <w:rFonts w:ascii="Malgun Gothic" w:hAnsi="Malgun Gothic" w:eastAsia="Malgun Gothic"/>
                 <w:b w:val="0"/>
-                <w:color w:val="000000"/>
                 <w:sz w:val="18"/>
               </w:rPr>
-              <w:t>상품 목록, 상품 상세, 상품 이미지·설명·가격·판매 상태 표시, 수량 선택</w:t>
+              <w:t>상품 24개 / 페이지, 수동 노출 순서, 상세 정보, 재고 범위 수량, 회원별 장바구니</w:t>
             </w:r>
           </w:p>
         </w:tc>
       </w:tr>
       <w:tr>
+        <w:trPr>
+          <w:cantSplit/>
+        </w:trPr>
         <w:tc>
           <w:tcPr>
-            <w:tcW w:type="dxa" w:w="2268"/>
-            <w:vAlign w:val="center"/>
-            <w:tcBorders>
-              <w:top w:val="single" w:sz="6" w:color="D9D9D9"/>
-              <w:left w:val="single" w:sz="6" w:color="D9D9D9"/>
-              <w:bottom w:val="single" w:sz="6" w:color="D9D9D9"/>
-              <w:right w:val="single" w:sz="6" w:color="D9D9D9"/>
-            </w:tcBorders>
-            <w:shd w:fill="F5F7F9"/>
+            <w:tcW w:type="dxa" w:w="4986"/>
           </w:tcPr>
           <w:p>
             <w:pPr>
-              <w:spacing w:after="0" w:before="0"/>
-              <w:jc w:val="left"/>
+              <w:spacing w:after="80" w:before="80"/>
             </w:pPr>
-            <w:r/>
             <w:r>
               <w:rPr>
-                <w:rFonts w:ascii="Malgun Gothic" w:hAnsi="Malgun Gothic" w:eastAsia="Malgun Gothic"/>
                 <w:b w:val="0"/>
-                <w:color w:val="000000"/>
                 <w:sz w:val="18"/>
               </w:rPr>
-              <w:t>장바구니 및 주문</w:t>
+              <w:t>주문과 결제</w:t>
             </w:r>
           </w:p>
         </w:tc>
         <w:tc>
           <w:tcPr>
-            <w:tcW w:type="dxa" w:w="6633"/>
-            <w:vAlign w:val="center"/>
-            <w:tcBorders>
-              <w:top w:val="single" w:sz="6" w:color="D9D9D9"/>
-              <w:left w:val="single" w:sz="6" w:color="D9D9D9"/>
-              <w:bottom w:val="single" w:sz="6" w:color="D9D9D9"/>
-              <w:right w:val="single" w:sz="6" w:color="D9D9D9"/>
-            </w:tcBorders>
-            <w:shd w:fill="F5F7F9"/>
+            <w:tcW w:type="dxa" w:w="4986"/>
           </w:tcPr>
           <w:p>
             <w:pPr>
-              <w:spacing w:after="0" w:before="0"/>
-              <w:jc w:val="left"/>
+              <w:spacing w:after="80" w:before="80"/>
             </w:pPr>
-            <w:r/>
             <w:r>
               <w:rPr>
-                <w:rFonts w:ascii="Malgun Gothic" w:hAnsi="Malgun Gothic" w:eastAsia="Malgun Gothic"/>
                 <w:b w:val="0"/>
-                <w:color w:val="000000"/>
                 <w:sz w:val="18"/>
               </w:rPr>
-              <w:t>복수 상품 장바구니, 수량 변경·삭제, 배송비·총 결제금액 계산, 배송지 입력</w:t>
+              <w:t>회원 로그인, 주소 검색, 필수 동의 2종, 카드 결제와 주문 완료</w:t>
             </w:r>
           </w:p>
         </w:tc>
       </w:tr>
       <w:tr>
+        <w:trPr>
+          <w:cantSplit/>
+        </w:trPr>
         <w:tc>
           <w:tcPr>
-            <w:tcW w:type="dxa" w:w="2268"/>
-            <w:vAlign w:val="center"/>
-            <w:tcBorders>
-              <w:top w:val="single" w:sz="6" w:color="D9D9D9"/>
-              <w:left w:val="single" w:sz="6" w:color="D9D9D9"/>
-              <w:bottom w:val="single" w:sz="6" w:color="D9D9D9"/>
-              <w:right w:val="single" w:sz="6" w:color="D9D9D9"/>
-            </w:tcBorders>
+            <w:tcW w:type="dxa" w:w="4986"/>
           </w:tcPr>
           <w:p>
             <w:pPr>
-              <w:spacing w:after="0" w:before="0"/>
-              <w:jc w:val="left"/>
+              <w:spacing w:after="80" w:before="80"/>
             </w:pPr>
-            <w:r/>
             <w:r>
               <w:rPr>
-                <w:rFonts w:ascii="Malgun Gothic" w:hAnsi="Malgun Gothic" w:eastAsia="Malgun Gothic"/>
                 <w:b w:val="0"/>
-                <w:color w:val="000000"/>
                 <w:sz w:val="18"/>
               </w:rPr>
-              <w:t>결제 및 주문 조회</w:t>
+              <w:t>주문과 반품</w:t>
             </w:r>
           </w:p>
         </w:tc>
         <w:tc>
           <w:tcPr>
-            <w:tcW w:type="dxa" w:w="6633"/>
-            <w:vAlign w:val="center"/>
-            <w:tcBorders>
-              <w:top w:val="single" w:sz="6" w:color="D9D9D9"/>
-              <w:left w:val="single" w:sz="6" w:color="D9D9D9"/>
-              <w:bottom w:val="single" w:sz="6" w:color="D9D9D9"/>
-              <w:right w:val="single" w:sz="6" w:color="D9D9D9"/>
-            </w:tcBorders>
+            <w:tcW w:type="dxa" w:w="4986"/>
           </w:tcPr>
           <w:p>
             <w:pPr>
-              <w:spacing w:after="0" w:before="0"/>
-              <w:jc w:val="left"/>
+              <w:spacing w:after="80" w:before="80"/>
             </w:pPr>
-            <w:r/>
             <w:r>
               <w:rPr>
-                <w:rFonts w:ascii="Malgun Gothic" w:hAnsi="Malgun Gothic" w:eastAsia="Malgun Gothic"/>
                 <w:b w:val="0"/>
-                <w:color w:val="000000"/>
                 <w:sz w:val="18"/>
               </w:rPr>
-              <w:t>기존 회원 로그인·PG 결제 재사용, 주문번호 발급, 주문 조회 및 출고 전 전체 취소</w:t>
+              <w:t>본인 주문 10건 / 페이지, 전체 취소와 반품, 운송장, 환불 결과</w:t>
             </w:r>
           </w:p>
         </w:tc>
       </w:tr>
       <w:tr>
+        <w:trPr>
+          <w:cantSplit/>
+        </w:trPr>
         <w:tc>
           <w:tcPr>
-            <w:tcW w:type="dxa" w:w="2268"/>
-            <w:vAlign w:val="center"/>
-            <w:tcBorders>
-              <w:top w:val="single" w:sz="6" w:color="D9D9D9"/>
-              <w:left w:val="single" w:sz="6" w:color="D9D9D9"/>
-              <w:bottom w:val="single" w:sz="6" w:color="D9D9D9"/>
-              <w:right w:val="single" w:sz="6" w:color="D9D9D9"/>
-            </w:tcBorders>
-            <w:shd w:fill="F5F7F9"/>
+            <w:tcW w:type="dxa" w:w="4986"/>
           </w:tcPr>
           <w:p>
             <w:pPr>
-              <w:spacing w:after="0" w:before="0"/>
-              <w:jc w:val="left"/>
+              <w:spacing w:after="80" w:before="80"/>
             </w:pPr>
-            <w:r/>
             <w:r>
               <w:rPr>
-                <w:rFonts w:ascii="Malgun Gothic" w:hAnsi="Malgun Gothic" w:eastAsia="Malgun Gothic"/>
                 <w:b w:val="0"/>
-                <w:color w:val="000000"/>
                 <w:sz w:val="18"/>
               </w:rPr>
-              <w:t>상품·재고 관리</w:t>
+              <w:t>관리자 주문과 배송</w:t>
             </w:r>
           </w:p>
         </w:tc>
         <w:tc>
           <w:tcPr>
-            <w:tcW w:type="dxa" w:w="6633"/>
-            <w:vAlign w:val="center"/>
-            <w:tcBorders>
-              <w:top w:val="single" w:sz="6" w:color="D9D9D9"/>
-              <w:left w:val="single" w:sz="6" w:color="D9D9D9"/>
-              <w:bottom w:val="single" w:sz="6" w:color="D9D9D9"/>
-              <w:right w:val="single" w:sz="6" w:color="D9D9D9"/>
-            </w:tcBorders>
-            <w:shd w:fill="F5F7F9"/>
+            <w:tcW w:type="dxa" w:w="4986"/>
           </w:tcPr>
           <w:p>
             <w:pPr>
-              <w:spacing w:after="0" w:before="0"/>
-              <w:jc w:val="left"/>
+              <w:spacing w:after="80" w:before="80"/>
             </w:pPr>
-            <w:r/>
             <w:r>
               <w:rPr>
-                <w:rFonts w:ascii="Malgun Gothic" w:hAnsi="Malgun Gothic" w:eastAsia="Malgun Gothic"/>
                 <w:b w:val="0"/>
-                <w:color w:val="000000"/>
                 <w:sz w:val="18"/>
               </w:rPr>
-              <w:t>상품 등록·수정, 대표 이미지 1장, 가격·재고·판매 상태·노출 순서 관리, 재고 이력</w:t>
+              <w:t>20건 / 페이지, 주문번호·상품명 검색, 주문별 송장 등록·수정, 취소·환불·반려·예외 환불</w:t>
             </w:r>
           </w:p>
         </w:tc>
       </w:tr>
       <w:tr>
+        <w:trPr>
+          <w:cantSplit/>
+        </w:trPr>
         <w:tc>
           <w:tcPr>
-            <w:tcW w:type="dxa" w:w="2268"/>
-            <w:vAlign w:val="center"/>
-            <w:tcBorders>
-              <w:top w:val="single" w:sz="6" w:color="D9D9D9"/>
-              <w:left w:val="single" w:sz="6" w:color="D9D9D9"/>
-              <w:bottom w:val="single" w:sz="6" w:color="D9D9D9"/>
-              <w:right w:val="single" w:sz="6" w:color="D9D9D9"/>
-            </w:tcBorders>
+            <w:tcW w:type="dxa" w:w="4986"/>
           </w:tcPr>
           <w:p>
             <w:pPr>
-              <w:spacing w:after="0" w:before="0"/>
-              <w:jc w:val="left"/>
+              <w:spacing w:after="80" w:before="80"/>
             </w:pPr>
-            <w:r/>
             <w:r>
               <w:rPr>
-                <w:rFonts w:ascii="Malgun Gothic" w:hAnsi="Malgun Gothic" w:eastAsia="Malgun Gothic"/>
                 <w:b w:val="0"/>
-                <w:color w:val="000000"/>
                 <w:sz w:val="18"/>
               </w:rPr>
-              <w:t>굿즈 판매 현황</w:t>
+              <w:t>상품과 설정</w:t>
             </w:r>
           </w:p>
         </w:tc>
         <w:tc>
           <w:tcPr>
-            <w:tcW w:type="dxa" w:w="6633"/>
-            <w:vAlign w:val="center"/>
-            <w:tcBorders>
-              <w:top w:val="single" w:sz="6" w:color="D9D9D9"/>
-              <w:left w:val="single" w:sz="6" w:color="D9D9D9"/>
-              <w:bottom w:val="single" w:sz="6" w:color="D9D9D9"/>
-              <w:right w:val="single" w:sz="6" w:color="D9D9D9"/>
-            </w:tcBorders>
+            <w:tcW w:type="dxa" w:w="4986"/>
           </w:tcPr>
           <w:p>
             <w:pPr>
-              <w:spacing w:after="0" w:before="0"/>
-              <w:jc w:val="left"/>
+              <w:spacing w:after="80" w:before="80"/>
             </w:pPr>
-            <w:r/>
             <w:r>
               <w:rPr>
-                <w:rFonts w:ascii="Malgun Gothic" w:hAnsi="Malgun Gothic" w:eastAsia="Malgun Gothic"/>
                 <w:b w:val="0"/>
-                <w:color w:val="000000"/>
                 <w:sz w:val="18"/>
               </w:rPr>
-              <w:t>주문·배송지 조회, 출고 대기 주문 엑셀 다운로드, 출고 완료 일괄 처리, 송장번호 수동 입력</w:t>
+              <w:t>상품 편집 도구, 대표 이미지, 소프트 삭제, 노출 순서, PC·모바일 배너와 스토어 설정</w:t>
             </w:r>
           </w:p>
         </w:tc>
       </w:tr>
       <w:tr>
+        <w:trPr>
+          <w:cantSplit/>
+        </w:trPr>
         <w:tc>
           <w:tcPr>
-            <w:tcW w:type="dxa" w:w="2268"/>
-            <w:vAlign w:val="center"/>
-            <w:tcBorders>
-              <w:top w:val="single" w:sz="6" w:color="D9D9D9"/>
-              <w:left w:val="single" w:sz="6" w:color="D9D9D9"/>
-              <w:bottom w:val="single" w:sz="6" w:color="D9D9D9"/>
-              <w:right w:val="single" w:sz="6" w:color="D9D9D9"/>
-            </w:tcBorders>
-            <w:shd w:fill="F5F7F9"/>
+            <w:tcW w:type="dxa" w:w="4986"/>
           </w:tcPr>
           <w:p>
             <w:pPr>
-              <w:spacing w:after="0" w:before="0"/>
-              <w:jc w:val="left"/>
+              <w:spacing w:after="80" w:before="80"/>
             </w:pPr>
-            <w:r/>
             <w:r>
               <w:rPr>
-                <w:rFonts w:ascii="Malgun Gothic" w:hAnsi="Malgun Gothic" w:eastAsia="Malgun Gothic"/>
                 <w:b w:val="0"/>
-                <w:color w:val="000000"/>
                 <w:sz w:val="18"/>
               </w:rPr>
-              <w:t>재고 처리</w:t>
+              <w:t>정산과 권한</w:t>
             </w:r>
           </w:p>
         </w:tc>
         <w:tc>
           <w:tcPr>
-            <w:tcW w:type="dxa" w:w="6633"/>
-            <w:vAlign w:val="center"/>
-            <w:tcBorders>
-              <w:top w:val="single" w:sz="6" w:color="D9D9D9"/>
-              <w:left w:val="single" w:sz="6" w:color="D9D9D9"/>
-              <w:bottom w:val="single" w:sz="6" w:color="D9D9D9"/>
-              <w:right w:val="single" w:sz="6" w:color="D9D9D9"/>
-            </w:tcBorders>
-            <w:shd w:fill="F5F7F9"/>
+            <w:tcW w:type="dxa" w:w="4986"/>
           </w:tcPr>
           <w:p>
             <w:pPr>
-              <w:spacing w:after="0" w:before="0"/>
-              <w:jc w:val="left"/>
+              <w:spacing w:after="80" w:before="80"/>
             </w:pPr>
-            <w:r/>
             <w:r>
               <w:rPr>
-                <w:rFonts w:ascii="Malgun Gothic" w:hAnsi="Malgun Gothic" w:eastAsia="Malgun Gothic"/>
                 <w:b w:val="0"/>
-                <w:color w:val="000000"/>
                 <w:sz w:val="18"/>
               </w:rPr>
-              <w:t>결제 직전 재고 재확인, 결제 성공 시 차감, 전체 취소 완료 시 주문상품 재고 복원</w:t>
+              <w:t>승인월 원장, PG 2%, 환불 수수료 조정, 익월 지급 예정과 차감 이월, XLSX, 계정별 커머스 권한</w:t>
+            </w:r>
+          </w:p>
+        </w:tc>
+      </w:tr>
+      <w:tr>
+        <w:trPr>
+          <w:cantSplit/>
+        </w:trPr>
+        <w:tc>
+          <w:tcPr>
+            <w:tcW w:type="dxa" w:w="4986"/>
+          </w:tcPr>
+          <w:p>
+            <w:pPr>
+              <w:spacing w:after="80" w:before="80"/>
+            </w:pPr>
+            <w:r>
+              <w:rPr>
+                <w:b w:val="0"/>
+                <w:sz w:val="18"/>
+              </w:rPr>
+              <w:t>검수와 인계</w:t>
+            </w:r>
+          </w:p>
+        </w:tc>
+        <w:tc>
+          <w:tcPr>
+            <w:tcW w:type="dxa" w:w="4986"/>
+          </w:tcPr>
+          <w:p>
+            <w:pPr>
+              <w:spacing w:after="80" w:before="80"/>
+            </w:pPr>
+            <w:r>
+              <w:rPr>
+                <w:b w:val="0"/>
+                <w:sz w:val="18"/>
+              </w:rPr>
+              <w:t>사용자·관리자 통합 검증, 운영 배포, 소스와 데이터 구조 및 연동 자료 전달</w:t>
             </w:r>
           </w:p>
         </w:tc>
@@ -2095,1284 +1199,131 @@
     </w:tbl>
     <w:p>
       <w:pPr>
-        <w:spacing w:after="20"/>
+        <w:pStyle w:val="Heading1"/>
       </w:pPr>
+      <w:r>
+        <w:t>주요 처리 기준</w:t>
+      </w:r>
     </w:p>
     <w:p>
       <w:r>
-        <w:br w:type="page"/>
+        <w:rPr>
+          <w:b/>
+        </w:rPr>
+        <w:t xml:space="preserve">취소  </w:t>
+      </w:r>
+      <w:r>
+        <w:t>고객은 설정 기한 내 발송 전, 관리자는 발송 전 사유 입력 후 전액 환불·재고 복원</w:t>
+      </w:r>
+    </w:p>
+    <w:p>
+      <w:r>
+        <w:rPr>
+          <w:b/>
+        </w:rPr>
+        <w:t xml:space="preserve">반품  </w:t>
+      </w:r>
+      <w:r>
+        <w:t>운송장 등록일부터 기본 14일, 직접 반송 후 전체 환불 또는 반려</w:t>
+      </w:r>
+    </w:p>
+    <w:p>
+      <w:r>
+        <w:rPr>
+          <w:b/>
+        </w:rPr>
+        <w:t xml:space="preserve">환불  </w:t>
+      </w:r>
+      <w:r>
+        <w:t>단순 변심 반품비 적용, 불량·파손·오배송은 전액 환불. 변경 사유와 처리 이력 저장</w:t>
+      </w:r>
+    </w:p>
+    <w:p>
+      <w:r>
+        <w:rPr>
+          <w:b/>
+        </w:rPr>
+        <w:t xml:space="preserve">재고  </w:t>
+      </w:r>
+      <w:r>
+        <w:t>취소 복원 후 판매 상태 유지, 반품·예외 환불은 현재 재고 유지</w:t>
+      </w:r>
+    </w:p>
+    <w:p>
+      <w:r>
+        <w:rPr>
+          <w:b/>
+        </w:rPr>
+        <w:t xml:space="preserve">배송  </w:t>
+      </w:r>
+      <w:r>
+        <w:t>주문별 운송장 등록 후 발송 완료, 등록 정보는 최신값으로 수정</w:t>
+      </w:r>
+    </w:p>
+    <w:p>
+      <w:r>
+        <w:rPr>
+          <w:b/>
+        </w:rPr>
+        <w:t xml:space="preserve">운영  </w:t>
+      </w:r>
+      <w:r>
+        <w:t>변경 설정은 신규 주문부터 적용, 기존 주문의 상품·금액·정책 유지</w:t>
       </w:r>
     </w:p>
     <w:p>
       <w:pPr>
-        <w:spacing w:before="220" w:after="100"/>
+        <w:pStyle w:val="Heading1"/>
       </w:pPr>
       <w:r>
-        <w:rPr>
-          <w:rFonts w:ascii="Malgun Gothic" w:hAnsi="Malgun Gothic" w:eastAsia="Malgun Gothic"/>
-          <w:b/>
-          <w:color w:val="000000"/>
-          <w:sz w:val="26"/>
-        </w:rPr>
-        <w:t>4. 관리자 운영 방식</w:t>
+        <w:t>수행 조건과 인계</w:t>
       </w:r>
     </w:p>
     <w:p>
-      <w:pPr>
-        <w:spacing w:after="80" w:line="300" w:lineRule="auto"/>
-      </w:pPr>
       <w:r>
         <w:rPr>
-          <w:rFonts w:ascii="Malgun Gothic" w:hAnsi="Malgun Gothic" w:eastAsia="Malgun Gothic"/>
-          <w:b w:val="0"/>
-          <w:color w:val="000000"/>
-          <w:sz w:val="19"/>
+          <w:b/>
         </w:rPr>
-        <w:t>관리자 페이지는 새로 구축하지 않습니다. 기존 예약 운영 관리자에 아래 메뉴를 추가하여 기존 권한 및 운영 체계 안에서 관리합니다.</w:t>
+        <w:t xml:space="preserve">연동  </w:t>
       </w:r>
-    </w:p>
-    <w:tbl>
-      <w:tblPr>
-        <w:tblW w:type="auto" w:w="0"/>
-        <w:jc w:val="center"/>
-        <w:tblLayout w:type="fixed"/>
-        <w:tblLook w:firstColumn="1" w:firstRow="1" w:lastColumn="0" w:lastRow="0" w:noHBand="0" w:noVBand="1" w:val="04A0"/>
-      </w:tblPr>
-      <w:tblGrid>
-        <w:gridCol w:w="2268"/>
-        <w:gridCol w:w="6633"/>
-      </w:tblGrid>
-      <w:tr>
-        <w:tc>
-          <w:tcPr>
-            <w:tcW w:type="dxa" w:w="4986"/>
-            <w:vAlign w:val="center"/>
-            <w:tcBorders>
-              <w:top w:val="single" w:sz="6" w:color="D9D9D9"/>
-              <w:left w:val="single" w:sz="6" w:color="D9D9D9"/>
-              <w:bottom w:val="single" w:sz="6" w:color="D9D9D9"/>
-              <w:right w:val="single" w:sz="6" w:color="D9D9D9"/>
-            </w:tcBorders>
-            <w:shd w:fill="1F4E79"/>
-          </w:tcPr>
-          <w:p>
-            <w:pPr>
-              <w:spacing w:after="0" w:before="0"/>
-              <w:jc w:val="center"/>
-            </w:pPr>
-            <w:r/>
-            <w:r>
-              <w:rPr>
-                <w:rFonts w:ascii="Malgun Gothic" w:hAnsi="Malgun Gothic" w:eastAsia="Malgun Gothic"/>
-                <w:b/>
-                <w:color w:val="FFFFFF"/>
-                <w:sz w:val="18"/>
-              </w:rPr>
-              <w:t>추가 메뉴</w:t>
-            </w:r>
-          </w:p>
-        </w:tc>
-        <w:tc>
-          <w:tcPr>
-            <w:tcW w:type="dxa" w:w="4986"/>
-            <w:vAlign w:val="center"/>
-            <w:tcBorders>
-              <w:top w:val="single" w:sz="6" w:color="D9D9D9"/>
-              <w:left w:val="single" w:sz="6" w:color="D9D9D9"/>
-              <w:bottom w:val="single" w:sz="6" w:color="D9D9D9"/>
-              <w:right w:val="single" w:sz="6" w:color="D9D9D9"/>
-            </w:tcBorders>
-            <w:shd w:fill="1F4E79"/>
-          </w:tcPr>
-          <w:p>
-            <w:pPr>
-              <w:spacing w:after="0" w:before="0"/>
-              <w:jc w:val="center"/>
-            </w:pPr>
-            <w:r/>
-            <w:r>
-              <w:rPr>
-                <w:rFonts w:ascii="Malgun Gothic" w:hAnsi="Malgun Gothic" w:eastAsia="Malgun Gothic"/>
-                <w:b/>
-                <w:color w:val="FFFFFF"/>
-                <w:sz w:val="18"/>
-              </w:rPr>
-              <w:t>주요 기능</w:t>
-            </w:r>
-          </w:p>
-        </w:tc>
-      </w:tr>
-      <w:tr>
-        <w:tc>
-          <w:tcPr>
-            <w:tcW w:type="dxa" w:w="2268"/>
-            <w:vAlign w:val="center"/>
-            <w:tcBorders>
-              <w:top w:val="single" w:sz="6" w:color="D9D9D9"/>
-              <w:left w:val="single" w:sz="6" w:color="D9D9D9"/>
-              <w:bottom w:val="single" w:sz="6" w:color="D9D9D9"/>
-              <w:right w:val="single" w:sz="6" w:color="D9D9D9"/>
-            </w:tcBorders>
-          </w:tcPr>
-          <w:p>
-            <w:pPr>
-              <w:spacing w:after="0" w:before="0"/>
-              <w:jc w:val="left"/>
-            </w:pPr>
-            <w:r/>
-            <w:r>
-              <w:rPr>
-                <w:rFonts w:ascii="Malgun Gothic" w:hAnsi="Malgun Gothic" w:eastAsia="Malgun Gothic"/>
-                <w:b w:val="0"/>
-                <w:color w:val="000000"/>
-                <w:sz w:val="18"/>
-              </w:rPr>
-              <w:t>굿즈 판매 현황</w:t>
-            </w:r>
-          </w:p>
-        </w:tc>
-        <w:tc>
-          <w:tcPr>
-            <w:tcW w:type="dxa" w:w="6633"/>
-            <w:vAlign w:val="center"/>
-            <w:tcBorders>
-              <w:top w:val="single" w:sz="6" w:color="D9D9D9"/>
-              <w:left w:val="single" w:sz="6" w:color="D9D9D9"/>
-              <w:bottom w:val="single" w:sz="6" w:color="D9D9D9"/>
-              <w:right w:val="single" w:sz="6" w:color="D9D9D9"/>
-            </w:tcBorders>
-          </w:tcPr>
-          <w:p>
-            <w:pPr>
-              <w:spacing w:after="0" w:before="0"/>
-              <w:jc w:val="left"/>
-            </w:pPr>
-            <w:r/>
-            <w:r>
-              <w:rPr>
-                <w:rFonts w:ascii="Malgun Gothic" w:hAnsi="Malgun Gothic" w:eastAsia="Malgun Gothic"/>
-                <w:b w:val="0"/>
-                <w:color w:val="000000"/>
-                <w:sz w:val="18"/>
-              </w:rPr>
-              <w:t>주문번호·주문일·구매자·상품·수량·결제금액 조회, 주문 상세·배송지 확인, 출고 대기 엑셀 다운로드, 출고 완료 일괄 처리, 출고 전 전체 취소</w:t>
-            </w:r>
-          </w:p>
-        </w:tc>
-      </w:tr>
-      <w:tr>
-        <w:tc>
-          <w:tcPr>
-            <w:tcW w:type="dxa" w:w="2268"/>
-            <w:vAlign w:val="center"/>
-            <w:tcBorders>
-              <w:top w:val="single" w:sz="6" w:color="D9D9D9"/>
-              <w:left w:val="single" w:sz="6" w:color="D9D9D9"/>
-              <w:bottom w:val="single" w:sz="6" w:color="D9D9D9"/>
-              <w:right w:val="single" w:sz="6" w:color="D9D9D9"/>
-            </w:tcBorders>
-            <w:shd w:fill="F5F7F9"/>
-          </w:tcPr>
-          <w:p>
-            <w:pPr>
-              <w:spacing w:after="0" w:before="0"/>
-              <w:jc w:val="left"/>
-            </w:pPr>
-            <w:r/>
-            <w:r>
-              <w:rPr>
-                <w:rFonts w:ascii="Malgun Gothic" w:hAnsi="Malgun Gothic" w:eastAsia="Malgun Gothic"/>
-                <w:b w:val="0"/>
-                <w:color w:val="000000"/>
-                <w:sz w:val="18"/>
-              </w:rPr>
-              <w:t>온라인 스토어 운영</w:t>
-            </w:r>
-          </w:p>
-        </w:tc>
-        <w:tc>
-          <w:tcPr>
-            <w:tcW w:type="dxa" w:w="6633"/>
-            <w:vAlign w:val="center"/>
-            <w:tcBorders>
-              <w:top w:val="single" w:sz="6" w:color="D9D9D9"/>
-              <w:left w:val="single" w:sz="6" w:color="D9D9D9"/>
-              <w:bottom w:val="single" w:sz="6" w:color="D9D9D9"/>
-              <w:right w:val="single" w:sz="6" w:color="D9D9D9"/>
-            </w:tcBorders>
-            <w:shd w:fill="F5F7F9"/>
-          </w:tcPr>
-          <w:p>
-            <w:pPr>
-              <w:spacing w:after="0" w:before="0"/>
-              <w:jc w:val="left"/>
-            </w:pPr>
-            <w:r/>
-            <w:r>
-              <w:rPr>
-                <w:rFonts w:ascii="Malgun Gothic" w:hAnsi="Malgun Gothic" w:eastAsia="Malgun Gothic"/>
-                <w:b w:val="0"/>
-                <w:color w:val="000000"/>
-                <w:sz w:val="18"/>
-              </w:rPr>
-              <w:t>상품 등록·수정, 대표 이미지 등록, 상품명·설명·판매가격·재고 입력, 판매 중·품절·숨김 상태 변경, 사용자 화면 노출 순서 설정</w:t>
-            </w:r>
-          </w:p>
-        </w:tc>
-      </w:tr>
-    </w:tbl>
-    <w:p>
-      <w:pPr>
-        <w:spacing w:after="20"/>
-      </w:pPr>
-    </w:p>
-    <w:p>
-      <w:pPr>
-        <w:spacing w:before="220" w:after="100"/>
-      </w:pPr>
       <w:r>
-        <w:rPr>
-          <w:rFonts w:ascii="Malgun Gothic" w:hAnsi="Malgun Gothic" w:eastAsia="Malgun Gothic"/>
-          <w:b/>
-          <w:color w:val="000000"/>
-          <w:sz w:val="26"/>
-        </w:rPr>
-        <w:t>5. 주문 및 출고 처리 기준</w:t>
-      </w:r>
-    </w:p>
-    <w:tbl>
-      <w:tblPr>
-        <w:tblW w:type="auto" w:w="0"/>
-        <w:jc w:val="center"/>
-        <w:tblLayout w:type="fixed"/>
-        <w:tblLook w:firstColumn="1" w:firstRow="1" w:lastColumn="0" w:lastRow="0" w:noHBand="0" w:noVBand="1" w:val="04A0"/>
-      </w:tblPr>
-      <w:tblGrid>
-        <w:gridCol w:w="1701"/>
-        <w:gridCol w:w="7200"/>
-      </w:tblGrid>
-      <w:tr>
-        <w:tc>
-          <w:tcPr>
-            <w:tcW w:type="dxa" w:w="4986"/>
-            <w:vAlign w:val="center"/>
-            <w:tcBorders>
-              <w:top w:val="single" w:sz="6" w:color="D9D9D9"/>
-              <w:left w:val="single" w:sz="6" w:color="D9D9D9"/>
-              <w:bottom w:val="single" w:sz="6" w:color="D9D9D9"/>
-              <w:right w:val="single" w:sz="6" w:color="D9D9D9"/>
-            </w:tcBorders>
-            <w:shd w:fill="1F4E79"/>
-          </w:tcPr>
-          <w:p>
-            <w:pPr>
-              <w:spacing w:after="0" w:before="0"/>
-              <w:jc w:val="center"/>
-            </w:pPr>
-            <w:r/>
-            <w:r>
-              <w:rPr>
-                <w:rFonts w:ascii="Malgun Gothic" w:hAnsi="Malgun Gothic" w:eastAsia="Malgun Gothic"/>
-                <w:b/>
-                <w:color w:val="FFFFFF"/>
-                <w:sz w:val="18"/>
-              </w:rPr>
-              <w:t>단계</w:t>
-            </w:r>
-          </w:p>
-        </w:tc>
-        <w:tc>
-          <w:tcPr>
-            <w:tcW w:type="dxa" w:w="4986"/>
-            <w:vAlign w:val="center"/>
-            <w:tcBorders>
-              <w:top w:val="single" w:sz="6" w:color="D9D9D9"/>
-              <w:left w:val="single" w:sz="6" w:color="D9D9D9"/>
-              <w:bottom w:val="single" w:sz="6" w:color="D9D9D9"/>
-              <w:right w:val="single" w:sz="6" w:color="D9D9D9"/>
-            </w:tcBorders>
-            <w:shd w:fill="1F4E79"/>
-          </w:tcPr>
-          <w:p>
-            <w:pPr>
-              <w:spacing w:after="0" w:before="0"/>
-              <w:jc w:val="center"/>
-            </w:pPr>
-            <w:r/>
-            <w:r>
-              <w:rPr>
-                <w:rFonts w:ascii="Malgun Gothic" w:hAnsi="Malgun Gothic" w:eastAsia="Malgun Gothic"/>
-                <w:b/>
-                <w:color w:val="FFFFFF"/>
-                <w:sz w:val="18"/>
-              </w:rPr>
-              <w:t>처리 기준</w:t>
-            </w:r>
-          </w:p>
-        </w:tc>
-      </w:tr>
-      <w:tr>
-        <w:tc>
-          <w:tcPr>
-            <w:tcW w:type="dxa" w:w="1701"/>
-            <w:vAlign w:val="center"/>
-            <w:tcBorders>
-              <w:top w:val="single" w:sz="6" w:color="D9D9D9"/>
-              <w:left w:val="single" w:sz="6" w:color="D9D9D9"/>
-              <w:bottom w:val="single" w:sz="6" w:color="D9D9D9"/>
-              <w:right w:val="single" w:sz="6" w:color="D9D9D9"/>
-            </w:tcBorders>
-          </w:tcPr>
-          <w:p>
-            <w:pPr>
-              <w:spacing w:after="0" w:before="0"/>
-              <w:jc w:val="left"/>
-            </w:pPr>
-            <w:r/>
-            <w:r>
-              <w:rPr>
-                <w:rFonts w:ascii="Malgun Gothic" w:hAnsi="Malgun Gothic" w:eastAsia="Malgun Gothic"/>
-                <w:b w:val="0"/>
-                <w:color w:val="000000"/>
-                <w:sz w:val="18"/>
-              </w:rPr>
-              <w:t>장바구니</w:t>
-            </w:r>
-          </w:p>
-        </w:tc>
-        <w:tc>
-          <w:tcPr>
-            <w:tcW w:type="dxa" w:w="7200"/>
-            <w:vAlign w:val="center"/>
-            <w:tcBorders>
-              <w:top w:val="single" w:sz="6" w:color="D9D9D9"/>
-              <w:left w:val="single" w:sz="6" w:color="D9D9D9"/>
-              <w:bottom w:val="single" w:sz="6" w:color="D9D9D9"/>
-              <w:right w:val="single" w:sz="6" w:color="D9D9D9"/>
-            </w:tcBorders>
-          </w:tcPr>
-          <w:p>
-            <w:pPr>
-              <w:spacing w:after="0" w:before="0"/>
-              <w:jc w:val="left"/>
-            </w:pPr>
-            <w:r/>
-            <w:r>
-              <w:rPr>
-                <w:rFonts w:ascii="Malgun Gothic" w:hAnsi="Malgun Gothic" w:eastAsia="Malgun Gothic"/>
-                <w:b w:val="0"/>
-                <w:color w:val="000000"/>
-                <w:sz w:val="18"/>
-              </w:rPr>
-              <w:t>상품을 담는 시점에는 재고를 선점하거나 차감하지 않습니다.</w:t>
-            </w:r>
-          </w:p>
-        </w:tc>
-      </w:tr>
-      <w:tr>
-        <w:tc>
-          <w:tcPr>
-            <w:tcW w:type="dxa" w:w="1701"/>
-            <w:vAlign w:val="center"/>
-            <w:tcBorders>
-              <w:top w:val="single" w:sz="6" w:color="D9D9D9"/>
-              <w:left w:val="single" w:sz="6" w:color="D9D9D9"/>
-              <w:bottom w:val="single" w:sz="6" w:color="D9D9D9"/>
-              <w:right w:val="single" w:sz="6" w:color="D9D9D9"/>
-            </w:tcBorders>
-            <w:shd w:fill="F5F7F9"/>
-          </w:tcPr>
-          <w:p>
-            <w:pPr>
-              <w:spacing w:after="0" w:before="0"/>
-              <w:jc w:val="left"/>
-            </w:pPr>
-            <w:r/>
-            <w:r>
-              <w:rPr>
-                <w:rFonts w:ascii="Malgun Gothic" w:hAnsi="Malgun Gothic" w:eastAsia="Malgun Gothic"/>
-                <w:b w:val="0"/>
-                <w:color w:val="000000"/>
-                <w:sz w:val="18"/>
-              </w:rPr>
-              <w:t>결제 요청</w:t>
-            </w:r>
-          </w:p>
-        </w:tc>
-        <w:tc>
-          <w:tcPr>
-            <w:tcW w:type="dxa" w:w="7200"/>
-            <w:vAlign w:val="center"/>
-            <w:tcBorders>
-              <w:top w:val="single" w:sz="6" w:color="D9D9D9"/>
-              <w:left w:val="single" w:sz="6" w:color="D9D9D9"/>
-              <w:bottom w:val="single" w:sz="6" w:color="D9D9D9"/>
-              <w:right w:val="single" w:sz="6" w:color="D9D9D9"/>
-            </w:tcBorders>
-            <w:shd w:fill="F5F7F9"/>
-          </w:tcPr>
-          <w:p>
-            <w:pPr>
-              <w:spacing w:after="0" w:before="0"/>
-              <w:jc w:val="left"/>
-            </w:pPr>
-            <w:r/>
-            <w:r>
-              <w:rPr>
-                <w:rFonts w:ascii="Malgun Gothic" w:hAnsi="Malgun Gothic" w:eastAsia="Malgun Gothic"/>
-                <w:b w:val="0"/>
-                <w:color w:val="000000"/>
-                <w:sz w:val="18"/>
-              </w:rPr>
-              <w:t>결제 직전에 최신 재고를 확인하며, 재고 부족 시 결제를 중단하고 안내합니다.</w:t>
-            </w:r>
-          </w:p>
-        </w:tc>
-      </w:tr>
-      <w:tr>
-        <w:tc>
-          <w:tcPr>
-            <w:tcW w:type="dxa" w:w="1701"/>
-            <w:vAlign w:val="center"/>
-            <w:tcBorders>
-              <w:top w:val="single" w:sz="6" w:color="D9D9D9"/>
-              <w:left w:val="single" w:sz="6" w:color="D9D9D9"/>
-              <w:bottom w:val="single" w:sz="6" w:color="D9D9D9"/>
-              <w:right w:val="single" w:sz="6" w:color="D9D9D9"/>
-            </w:tcBorders>
-          </w:tcPr>
-          <w:p>
-            <w:pPr>
-              <w:spacing w:after="0" w:before="0"/>
-              <w:jc w:val="left"/>
-            </w:pPr>
-            <w:r/>
-            <w:r>
-              <w:rPr>
-                <w:rFonts w:ascii="Malgun Gothic" w:hAnsi="Malgun Gothic" w:eastAsia="Malgun Gothic"/>
-                <w:b w:val="0"/>
-                <w:color w:val="000000"/>
-                <w:sz w:val="18"/>
-              </w:rPr>
-              <w:t>결제 성공</w:t>
-            </w:r>
-          </w:p>
-        </w:tc>
-        <w:tc>
-          <w:tcPr>
-            <w:tcW w:type="dxa" w:w="7200"/>
-            <w:vAlign w:val="center"/>
-            <w:tcBorders>
-              <w:top w:val="single" w:sz="6" w:color="D9D9D9"/>
-              <w:left w:val="single" w:sz="6" w:color="D9D9D9"/>
-              <w:bottom w:val="single" w:sz="6" w:color="D9D9D9"/>
-              <w:right w:val="single" w:sz="6" w:color="D9D9D9"/>
-            </w:tcBorders>
-          </w:tcPr>
-          <w:p>
-            <w:pPr>
-              <w:spacing w:after="0" w:before="0"/>
-              <w:jc w:val="left"/>
-            </w:pPr>
-            <w:r/>
-            <w:r>
-              <w:rPr>
-                <w:rFonts w:ascii="Malgun Gothic" w:hAnsi="Malgun Gothic" w:eastAsia="Malgun Gothic"/>
-                <w:b w:val="0"/>
-                <w:color w:val="000000"/>
-                <w:sz w:val="18"/>
-              </w:rPr>
-              <w:t>주문과 주문상품을 저장하고 상품별 재고를 차감합니다.</w:t>
-            </w:r>
-          </w:p>
-        </w:tc>
-      </w:tr>
-      <w:tr>
-        <w:tc>
-          <w:tcPr>
-            <w:tcW w:type="dxa" w:w="1701"/>
-            <w:vAlign w:val="center"/>
-            <w:tcBorders>
-              <w:top w:val="single" w:sz="6" w:color="D9D9D9"/>
-              <w:left w:val="single" w:sz="6" w:color="D9D9D9"/>
-              <w:bottom w:val="single" w:sz="6" w:color="D9D9D9"/>
-              <w:right w:val="single" w:sz="6" w:color="D9D9D9"/>
-            </w:tcBorders>
-            <w:shd w:fill="F5F7F9"/>
-          </w:tcPr>
-          <w:p>
-            <w:pPr>
-              <w:spacing w:after="0" w:before="0"/>
-              <w:jc w:val="left"/>
-            </w:pPr>
-            <w:r/>
-            <w:r>
-              <w:rPr>
-                <w:rFonts w:ascii="Malgun Gothic" w:hAnsi="Malgun Gothic" w:eastAsia="Malgun Gothic"/>
-                <w:b w:val="0"/>
-                <w:color w:val="000000"/>
-                <w:sz w:val="18"/>
-              </w:rPr>
-              <w:t>출고 운영</w:t>
-            </w:r>
-          </w:p>
-        </w:tc>
-        <w:tc>
-          <w:tcPr>
-            <w:tcW w:type="dxa" w:w="7200"/>
-            <w:vAlign w:val="center"/>
-            <w:tcBorders>
-              <w:top w:val="single" w:sz="6" w:color="D9D9D9"/>
-              <w:left w:val="single" w:sz="6" w:color="D9D9D9"/>
-              <w:bottom w:val="single" w:sz="6" w:color="D9D9D9"/>
-              <w:right w:val="single" w:sz="6" w:color="D9D9D9"/>
-            </w:tcBorders>
-            <w:shd w:fill="F5F7F9"/>
-          </w:tcPr>
-          <w:p>
-            <w:pPr>
-              <w:spacing w:after="0" w:before="0"/>
-              <w:jc w:val="left"/>
-            </w:pPr>
-            <w:r/>
-            <w:r>
-              <w:rPr>
-                <w:rFonts w:ascii="Malgun Gothic" w:hAnsi="Malgun Gothic" w:eastAsia="Malgun Gothic"/>
-                <w:b w:val="0"/>
-                <w:color w:val="000000"/>
-                <w:sz w:val="18"/>
-              </w:rPr>
-              <w:t>관리자가 주 1회 출고 대기 주문을 엑셀로 다운로드하고 포장·택배 접수 후 출고 완료로 일괄 처리합니다.</w:t>
-            </w:r>
-          </w:p>
-        </w:tc>
-      </w:tr>
-      <w:tr>
-        <w:tc>
-          <w:tcPr>
-            <w:tcW w:type="dxa" w:w="1701"/>
-            <w:vAlign w:val="center"/>
-            <w:tcBorders>
-              <w:top w:val="single" w:sz="6" w:color="D9D9D9"/>
-              <w:left w:val="single" w:sz="6" w:color="D9D9D9"/>
-              <w:bottom w:val="single" w:sz="6" w:color="D9D9D9"/>
-              <w:right w:val="single" w:sz="6" w:color="D9D9D9"/>
-            </w:tcBorders>
-          </w:tcPr>
-          <w:p>
-            <w:pPr>
-              <w:spacing w:after="0" w:before="0"/>
-              <w:jc w:val="left"/>
-            </w:pPr>
-            <w:r/>
-            <w:r>
-              <w:rPr>
-                <w:rFonts w:ascii="Malgun Gothic" w:hAnsi="Malgun Gothic" w:eastAsia="Malgun Gothic"/>
-                <w:b w:val="0"/>
-                <w:color w:val="000000"/>
-                <w:sz w:val="18"/>
-              </w:rPr>
-              <w:t>전체 취소</w:t>
-            </w:r>
-          </w:p>
-        </w:tc>
-        <w:tc>
-          <w:tcPr>
-            <w:tcW w:type="dxa" w:w="7200"/>
-            <w:vAlign w:val="center"/>
-            <w:tcBorders>
-              <w:top w:val="single" w:sz="6" w:color="D9D9D9"/>
-              <w:left w:val="single" w:sz="6" w:color="D9D9D9"/>
-              <w:bottom w:val="single" w:sz="6" w:color="D9D9D9"/>
-              <w:right w:val="single" w:sz="6" w:color="D9D9D9"/>
-            </w:tcBorders>
-          </w:tcPr>
-          <w:p>
-            <w:pPr>
-              <w:spacing w:after="0" w:before="0"/>
-              <w:jc w:val="left"/>
-            </w:pPr>
-            <w:r/>
-            <w:r>
-              <w:rPr>
-                <w:rFonts w:ascii="Malgun Gothic" w:hAnsi="Malgun Gothic" w:eastAsia="Malgun Gothic"/>
-                <w:b w:val="0"/>
-                <w:color w:val="000000"/>
-                <w:sz w:val="18"/>
-              </w:rPr>
-              <w:t>출고 전 주문에 한해 주문 전체를 취소할 수 있으며, PG 취소 완료 후 모든 주문상품 재고를 복원합니다.</w:t>
-            </w:r>
-          </w:p>
-        </w:tc>
-      </w:tr>
-    </w:tbl>
-    <w:p>
-      <w:pPr>
-        <w:spacing w:after="20"/>
-      </w:pPr>
-    </w:p>
-    <w:p>
-      <w:pPr>
-        <w:spacing w:before="220" w:after="100"/>
-      </w:pPr>
-      <w:r>
-        <w:rPr>
-          <w:rFonts w:ascii="Malgun Gothic" w:hAnsi="Malgun Gothic" w:eastAsia="Malgun Gothic"/>
-          <w:b/>
-          <w:color w:val="000000"/>
-          <w:sz w:val="26"/>
-        </w:rPr>
-        <w:t>6. 일정 계획</w:t>
-      </w:r>
-    </w:p>
-    <w:tbl>
-      <w:tblPr>
-        <w:tblW w:type="auto" w:w="0"/>
-        <w:jc w:val="center"/>
-        <w:tblLayout w:type="fixed"/>
-        <w:tblLook w:firstColumn="1" w:firstRow="1" w:lastColumn="0" w:lastRow="0" w:noHBand="0" w:noVBand="1" w:val="04A0"/>
-      </w:tblPr>
-      <w:tblGrid>
-        <w:gridCol w:w="1814"/>
-        <w:gridCol w:w="1247"/>
-        <w:gridCol w:w="1701"/>
-        <w:gridCol w:w="4139"/>
-      </w:tblGrid>
-      <w:tr>
-        <w:tc>
-          <w:tcPr>
-            <w:tcW w:type="dxa" w:w="2493"/>
-            <w:vAlign w:val="center"/>
-            <w:tcBorders>
-              <w:top w:val="single" w:sz="6" w:color="D9D9D9"/>
-              <w:left w:val="single" w:sz="6" w:color="D9D9D9"/>
-              <w:bottom w:val="single" w:sz="6" w:color="D9D9D9"/>
-              <w:right w:val="single" w:sz="6" w:color="D9D9D9"/>
-            </w:tcBorders>
-            <w:shd w:fill="1F4E79"/>
-          </w:tcPr>
-          <w:p>
-            <w:pPr>
-              <w:spacing w:after="0" w:before="0"/>
-              <w:jc w:val="center"/>
-            </w:pPr>
-            <w:r/>
-            <w:r>
-              <w:rPr>
-                <w:rFonts w:ascii="Malgun Gothic" w:hAnsi="Malgun Gothic" w:eastAsia="Malgun Gothic"/>
-                <w:b/>
-                <w:color w:val="FFFFFF"/>
-                <w:sz w:val="18"/>
-              </w:rPr>
-              <w:t>구분</w:t>
-            </w:r>
-          </w:p>
-        </w:tc>
-        <w:tc>
-          <w:tcPr>
-            <w:tcW w:type="dxa" w:w="2493"/>
-            <w:vAlign w:val="center"/>
-            <w:tcBorders>
-              <w:top w:val="single" w:sz="6" w:color="D9D9D9"/>
-              <w:left w:val="single" w:sz="6" w:color="D9D9D9"/>
-              <w:bottom w:val="single" w:sz="6" w:color="D9D9D9"/>
-              <w:right w:val="single" w:sz="6" w:color="D9D9D9"/>
-            </w:tcBorders>
-            <w:shd w:fill="1F4E79"/>
-          </w:tcPr>
-          <w:p>
-            <w:pPr>
-              <w:spacing w:after="0" w:before="0"/>
-              <w:jc w:val="center"/>
-            </w:pPr>
-            <w:r/>
-            <w:r>
-              <w:rPr>
-                <w:rFonts w:ascii="Malgun Gothic" w:hAnsi="Malgun Gothic" w:eastAsia="Malgun Gothic"/>
-                <w:b/>
-                <w:color w:val="FFFFFF"/>
-                <w:sz w:val="18"/>
-              </w:rPr>
-              <w:t>공수</w:t>
-            </w:r>
-          </w:p>
-        </w:tc>
-        <w:tc>
-          <w:tcPr>
-            <w:tcW w:type="dxa" w:w="2493"/>
-            <w:vAlign w:val="center"/>
-            <w:tcBorders>
-              <w:top w:val="single" w:sz="6" w:color="D9D9D9"/>
-              <w:left w:val="single" w:sz="6" w:color="D9D9D9"/>
-              <w:bottom w:val="single" w:sz="6" w:color="D9D9D9"/>
-              <w:right w:val="single" w:sz="6" w:color="D9D9D9"/>
-            </w:tcBorders>
-            <w:shd w:fill="1F4E79"/>
-          </w:tcPr>
-          <w:p>
-            <w:pPr>
-              <w:spacing w:after="0" w:before="0"/>
-              <w:jc w:val="center"/>
-            </w:pPr>
-            <w:r/>
-            <w:r>
-              <w:rPr>
-                <w:rFonts w:ascii="Malgun Gothic" w:hAnsi="Malgun Gothic" w:eastAsia="Malgun Gothic"/>
-                <w:b/>
-                <w:color w:val="FFFFFF"/>
-                <w:sz w:val="18"/>
-              </w:rPr>
-              <w:t>기간</w:t>
-            </w:r>
-          </w:p>
-        </w:tc>
-        <w:tc>
-          <w:tcPr>
-            <w:tcW w:type="dxa" w:w="2493"/>
-            <w:vAlign w:val="center"/>
-            <w:tcBorders>
-              <w:top w:val="single" w:sz="6" w:color="D9D9D9"/>
-              <w:left w:val="single" w:sz="6" w:color="D9D9D9"/>
-              <w:bottom w:val="single" w:sz="6" w:color="D9D9D9"/>
-              <w:right w:val="single" w:sz="6" w:color="D9D9D9"/>
-            </w:tcBorders>
-            <w:shd w:fill="1F4E79"/>
-          </w:tcPr>
-          <w:p>
-            <w:pPr>
-              <w:spacing w:after="0" w:before="0"/>
-              <w:jc w:val="center"/>
-            </w:pPr>
-            <w:r/>
-            <w:r>
-              <w:rPr>
-                <w:rFonts w:ascii="Malgun Gothic" w:hAnsi="Malgun Gothic" w:eastAsia="Malgun Gothic"/>
-                <w:b/>
-                <w:color w:val="FFFFFF"/>
-                <w:sz w:val="18"/>
-              </w:rPr>
-              <w:t>주요 작업</w:t>
-            </w:r>
-          </w:p>
-        </w:tc>
-      </w:tr>
-      <w:tr>
-        <w:tc>
-          <w:tcPr>
-            <w:tcW w:type="dxa" w:w="1814"/>
-            <w:vAlign w:val="center"/>
-            <w:tcBorders>
-              <w:top w:val="single" w:sz="6" w:color="D9D9D9"/>
-              <w:left w:val="single" w:sz="6" w:color="D9D9D9"/>
-              <w:bottom w:val="single" w:sz="6" w:color="D9D9D9"/>
-              <w:right w:val="single" w:sz="6" w:color="D9D9D9"/>
-            </w:tcBorders>
-          </w:tcPr>
-          <w:p>
-            <w:pPr>
-              <w:spacing w:after="0" w:before="0"/>
-              <w:jc w:val="left"/>
-            </w:pPr>
-            <w:r/>
-            <w:r>
-              <w:rPr>
-                <w:rFonts w:ascii="Malgun Gothic" w:hAnsi="Malgun Gothic" w:eastAsia="Malgun Gothic"/>
-                <w:b w:val="0"/>
-                <w:color w:val="000000"/>
-                <w:sz w:val="18"/>
-              </w:rPr>
-              <w:t>정책 확정·화면 설계</w:t>
-            </w:r>
-          </w:p>
-        </w:tc>
-        <w:tc>
-          <w:tcPr>
-            <w:tcW w:type="dxa" w:w="1247"/>
-            <w:vAlign w:val="center"/>
-            <w:tcBorders>
-              <w:top w:val="single" w:sz="6" w:color="D9D9D9"/>
-              <w:left w:val="single" w:sz="6" w:color="D9D9D9"/>
-              <w:bottom w:val="single" w:sz="6" w:color="D9D9D9"/>
-              <w:right w:val="single" w:sz="6" w:color="D9D9D9"/>
-            </w:tcBorders>
-          </w:tcPr>
-          <w:p>
-            <w:pPr>
-              <w:spacing w:after="0" w:before="0"/>
-              <w:jc w:val="left"/>
-            </w:pPr>
-            <w:r/>
-            <w:r>
-              <w:rPr>
-                <w:rFonts w:ascii="Malgun Gothic" w:hAnsi="Malgun Gothic" w:eastAsia="Malgun Gothic"/>
-                <w:b w:val="0"/>
-                <w:color w:val="000000"/>
-                <w:sz w:val="18"/>
-              </w:rPr>
-              <w:t>8 PD</w:t>
-            </w:r>
-          </w:p>
-        </w:tc>
-        <w:tc>
-          <w:tcPr>
-            <w:tcW w:type="dxa" w:w="1701"/>
-            <w:vAlign w:val="center"/>
-            <w:tcBorders>
-              <w:top w:val="single" w:sz="6" w:color="D9D9D9"/>
-              <w:left w:val="single" w:sz="6" w:color="D9D9D9"/>
-              <w:bottom w:val="single" w:sz="6" w:color="D9D9D9"/>
-              <w:right w:val="single" w:sz="6" w:color="D9D9D9"/>
-            </w:tcBorders>
-          </w:tcPr>
-          <w:p>
-            <w:pPr>
-              <w:spacing w:after="0" w:before="0"/>
-              <w:jc w:val="left"/>
-            </w:pPr>
-            <w:r/>
-            <w:r>
-              <w:rPr>
-                <w:rFonts w:ascii="Malgun Gothic" w:hAnsi="Malgun Gothic" w:eastAsia="Malgun Gothic"/>
-                <w:b w:val="0"/>
-                <w:color w:val="000000"/>
-                <w:sz w:val="18"/>
-              </w:rPr>
-              <w:t>1주차</w:t>
-            </w:r>
-          </w:p>
-        </w:tc>
-        <w:tc>
-          <w:tcPr>
-            <w:tcW w:type="dxa" w:w="4139"/>
-            <w:vAlign w:val="center"/>
-            <w:tcBorders>
-              <w:top w:val="single" w:sz="6" w:color="D9D9D9"/>
-              <w:left w:val="single" w:sz="6" w:color="D9D9D9"/>
-              <w:bottom w:val="single" w:sz="6" w:color="D9D9D9"/>
-              <w:right w:val="single" w:sz="6" w:color="D9D9D9"/>
-            </w:tcBorders>
-          </w:tcPr>
-          <w:p>
-            <w:pPr>
-              <w:spacing w:after="0" w:before="0"/>
-              <w:jc w:val="left"/>
-            </w:pPr>
-            <w:r/>
-            <w:r>
-              <w:rPr>
-                <w:rFonts w:ascii="Malgun Gothic" w:hAnsi="Malgun Gothic" w:eastAsia="Malgun Gothic"/>
-                <w:b w:val="0"/>
-                <w:color w:val="000000"/>
-                <w:sz w:val="18"/>
-              </w:rPr>
-              <w:t>배송비·출고·취소·재고 정책 확정, 기능명세 및 화면 설계</w:t>
-            </w:r>
-          </w:p>
-        </w:tc>
-      </w:tr>
-      <w:tr>
-        <w:tc>
-          <w:tcPr>
-            <w:tcW w:type="dxa" w:w="1814"/>
-            <w:vAlign w:val="center"/>
-            <w:tcBorders>
-              <w:top w:val="single" w:sz="6" w:color="D9D9D9"/>
-              <w:left w:val="single" w:sz="6" w:color="D9D9D9"/>
-              <w:bottom w:val="single" w:sz="6" w:color="D9D9D9"/>
-              <w:right w:val="single" w:sz="6" w:color="D9D9D9"/>
-            </w:tcBorders>
-            <w:shd w:fill="F5F7F9"/>
-          </w:tcPr>
-          <w:p>
-            <w:pPr>
-              <w:spacing w:after="0" w:before="0"/>
-              <w:jc w:val="left"/>
-            </w:pPr>
-            <w:r/>
-            <w:r>
-              <w:rPr>
-                <w:rFonts w:ascii="Malgun Gothic" w:hAnsi="Malgun Gothic" w:eastAsia="Malgun Gothic"/>
-                <w:b w:val="0"/>
-                <w:color w:val="000000"/>
-                <w:sz w:val="18"/>
-              </w:rPr>
-              <w:t>핵심 개발</w:t>
-            </w:r>
-          </w:p>
-        </w:tc>
-        <w:tc>
-          <w:tcPr>
-            <w:tcW w:type="dxa" w:w="1247"/>
-            <w:vAlign w:val="center"/>
-            <w:tcBorders>
-              <w:top w:val="single" w:sz="6" w:color="D9D9D9"/>
-              <w:left w:val="single" w:sz="6" w:color="D9D9D9"/>
-              <w:bottom w:val="single" w:sz="6" w:color="D9D9D9"/>
-              <w:right w:val="single" w:sz="6" w:color="D9D9D9"/>
-            </w:tcBorders>
-            <w:shd w:fill="F5F7F9"/>
-          </w:tcPr>
-          <w:p>
-            <w:pPr>
-              <w:spacing w:after="0" w:before="0"/>
-              <w:jc w:val="left"/>
-            </w:pPr>
-            <w:r/>
-            <w:r>
-              <w:rPr>
-                <w:rFonts w:ascii="Malgun Gothic" w:hAnsi="Malgun Gothic" w:eastAsia="Malgun Gothic"/>
-                <w:b w:val="0"/>
-                <w:color w:val="000000"/>
-                <w:sz w:val="18"/>
-              </w:rPr>
-              <w:t>20 PD</w:t>
-            </w:r>
-          </w:p>
-        </w:tc>
-        <w:tc>
-          <w:tcPr>
-            <w:tcW w:type="dxa" w:w="1701"/>
-            <w:vAlign w:val="center"/>
-            <w:tcBorders>
-              <w:top w:val="single" w:sz="6" w:color="D9D9D9"/>
-              <w:left w:val="single" w:sz="6" w:color="D9D9D9"/>
-              <w:bottom w:val="single" w:sz="6" w:color="D9D9D9"/>
-              <w:right w:val="single" w:sz="6" w:color="D9D9D9"/>
-            </w:tcBorders>
-            <w:shd w:fill="F5F7F9"/>
-          </w:tcPr>
-          <w:p>
-            <w:pPr>
-              <w:spacing w:after="0" w:before="0"/>
-              <w:jc w:val="left"/>
-            </w:pPr>
-            <w:r/>
-            <w:r>
-              <w:rPr>
-                <w:rFonts w:ascii="Malgun Gothic" w:hAnsi="Malgun Gothic" w:eastAsia="Malgun Gothic"/>
-                <w:b w:val="0"/>
-                <w:color w:val="000000"/>
-                <w:sz w:val="18"/>
-              </w:rPr>
-              <w:t>1~4주차</w:t>
-            </w:r>
-          </w:p>
-        </w:tc>
-        <w:tc>
-          <w:tcPr>
-            <w:tcW w:type="dxa" w:w="4139"/>
-            <w:vAlign w:val="center"/>
-            <w:tcBorders>
-              <w:top w:val="single" w:sz="6" w:color="D9D9D9"/>
-              <w:left w:val="single" w:sz="6" w:color="D9D9D9"/>
-              <w:bottom w:val="single" w:sz="6" w:color="D9D9D9"/>
-              <w:right w:val="single" w:sz="6" w:color="D9D9D9"/>
-            </w:tcBorders>
-            <w:shd w:fill="F5F7F9"/>
-          </w:tcPr>
-          <w:p>
-            <w:pPr>
-              <w:spacing w:after="0" w:before="0"/>
-              <w:jc w:val="left"/>
-            </w:pPr>
-            <w:r/>
-            <w:r>
-              <w:rPr>
-                <w:rFonts w:ascii="Malgun Gothic" w:hAnsi="Malgun Gothic" w:eastAsia="Malgun Gothic"/>
-                <w:b w:val="0"/>
-                <w:color w:val="000000"/>
-                <w:sz w:val="18"/>
-              </w:rPr>
-              <w:t>상품·주문·재고·배송 데이터, 사용자 스토어, 결제·전체 취소 연동</w:t>
-            </w:r>
-          </w:p>
-        </w:tc>
-      </w:tr>
-      <w:tr>
-        <w:tc>
-          <w:tcPr>
-            <w:tcW w:type="dxa" w:w="1814"/>
-            <w:vAlign w:val="center"/>
-            <w:tcBorders>
-              <w:top w:val="single" w:sz="6" w:color="D9D9D9"/>
-              <w:left w:val="single" w:sz="6" w:color="D9D9D9"/>
-              <w:bottom w:val="single" w:sz="6" w:color="D9D9D9"/>
-              <w:right w:val="single" w:sz="6" w:color="D9D9D9"/>
-            </w:tcBorders>
-          </w:tcPr>
-          <w:p>
-            <w:pPr>
-              <w:spacing w:after="0" w:before="0"/>
-              <w:jc w:val="left"/>
-            </w:pPr>
-            <w:r/>
-            <w:r>
-              <w:rPr>
-                <w:rFonts w:ascii="Malgun Gothic" w:hAnsi="Malgun Gothic" w:eastAsia="Malgun Gothic"/>
-                <w:b w:val="0"/>
-                <w:color w:val="000000"/>
-                <w:sz w:val="18"/>
-              </w:rPr>
-              <w:t>관리자 확장·검수</w:t>
-            </w:r>
-          </w:p>
-        </w:tc>
-        <w:tc>
-          <w:tcPr>
-            <w:tcW w:type="dxa" w:w="1247"/>
-            <w:vAlign w:val="center"/>
-            <w:tcBorders>
-              <w:top w:val="single" w:sz="6" w:color="D9D9D9"/>
-              <w:left w:val="single" w:sz="6" w:color="D9D9D9"/>
-              <w:bottom w:val="single" w:sz="6" w:color="D9D9D9"/>
-              <w:right w:val="single" w:sz="6" w:color="D9D9D9"/>
-            </w:tcBorders>
-          </w:tcPr>
-          <w:p>
-            <w:pPr>
-              <w:spacing w:after="0" w:before="0"/>
-              <w:jc w:val="left"/>
-            </w:pPr>
-            <w:r/>
-            <w:r>
-              <w:rPr>
-                <w:rFonts w:ascii="Malgun Gothic" w:hAnsi="Malgun Gothic" w:eastAsia="Malgun Gothic"/>
-                <w:b w:val="0"/>
-                <w:color w:val="000000"/>
-                <w:sz w:val="18"/>
-              </w:rPr>
-              <w:t>10 PD</w:t>
-            </w:r>
-          </w:p>
-        </w:tc>
-        <w:tc>
-          <w:tcPr>
-            <w:tcW w:type="dxa" w:w="1701"/>
-            <w:vAlign w:val="center"/>
-            <w:tcBorders>
-              <w:top w:val="single" w:sz="6" w:color="D9D9D9"/>
-              <w:left w:val="single" w:sz="6" w:color="D9D9D9"/>
-              <w:bottom w:val="single" w:sz="6" w:color="D9D9D9"/>
-              <w:right w:val="single" w:sz="6" w:color="D9D9D9"/>
-            </w:tcBorders>
-          </w:tcPr>
-          <w:p>
-            <w:pPr>
-              <w:spacing w:after="0" w:before="0"/>
-              <w:jc w:val="left"/>
-            </w:pPr>
-            <w:r/>
-            <w:r>
-              <w:rPr>
-                <w:rFonts w:ascii="Malgun Gothic" w:hAnsi="Malgun Gothic" w:eastAsia="Malgun Gothic"/>
-                <w:b w:val="0"/>
-                <w:color w:val="000000"/>
-                <w:sz w:val="18"/>
-              </w:rPr>
-              <w:t>3~5주차</w:t>
-            </w:r>
-          </w:p>
-        </w:tc>
-        <w:tc>
-          <w:tcPr>
-            <w:tcW w:type="dxa" w:w="4139"/>
-            <w:vAlign w:val="center"/>
-            <w:tcBorders>
-              <w:top w:val="single" w:sz="6" w:color="D9D9D9"/>
-              <w:left w:val="single" w:sz="6" w:color="D9D9D9"/>
-              <w:bottom w:val="single" w:sz="6" w:color="D9D9D9"/>
-              <w:right w:val="single" w:sz="6" w:color="D9D9D9"/>
-            </w:tcBorders>
-          </w:tcPr>
-          <w:p>
-            <w:pPr>
-              <w:spacing w:after="0" w:before="0"/>
-              <w:jc w:val="left"/>
-            </w:pPr>
-            <w:r/>
-            <w:r>
-              <w:rPr>
-                <w:rFonts w:ascii="Malgun Gothic" w:hAnsi="Malgun Gothic" w:eastAsia="Malgun Gothic"/>
-                <w:b w:val="0"/>
-                <w:color w:val="000000"/>
-                <w:sz w:val="18"/>
-              </w:rPr>
-              <w:t>기존 관리자 메뉴 추가, 출고 엑셀, 통합 테스트, 배포 및 인수</w:t>
-            </w:r>
-          </w:p>
-        </w:tc>
-      </w:tr>
-    </w:tbl>
-    <w:p>
-      <w:pPr>
-        <w:spacing w:after="20"/>
-      </w:pPr>
-    </w:p>
-    <w:p>
-      <w:pPr>
-        <w:spacing w:before="220" w:after="100"/>
-      </w:pPr>
-      <w:r>
-        <w:rPr>
-          <w:rFonts w:ascii="Malgun Gothic" w:hAnsi="Malgun Gothic" w:eastAsia="Malgun Gothic"/>
-          <w:b/>
-          <w:color w:val="000000"/>
-          <w:sz w:val="26"/>
-        </w:rPr>
-        <w:t>7. 제외 및 별도 협의 항목</w:t>
+        <w:t>기존 회원·관리자·PG·운영 인프라 활용</w:t>
       </w:r>
     </w:p>
     <w:p>
-      <w:pPr>
-        <w:pStyle w:val="ListBullet"/>
-        <w:spacing w:after="80" w:line="300" w:lineRule="auto"/>
-      </w:pPr>
       <w:r>
         <w:rPr>
-          <w:rFonts w:ascii="Malgun Gothic" w:hAnsi="Malgun Gothic" w:eastAsia="Malgun Gothic"/>
-          <w:b w:val="0"/>
-          <w:color w:val="000000"/>
-          <w:sz w:val="19"/>
+          <w:b/>
         </w:rPr>
-        <w:t>체험 예약권과 굿즈의 혼합 장바구니 및 혼합 결제</w:t>
+        <w:t xml:space="preserve">자료  </w:t>
+      </w:r>
+      <w:r>
+        <w:t>고객사 상품·디자인·정책 및 연동 접근 정보 제공</w:t>
       </w:r>
     </w:p>
     <w:p>
-      <w:pPr>
-        <w:pStyle w:val="ListBullet"/>
-        <w:spacing w:after="80" w:line="300" w:lineRule="auto"/>
-      </w:pPr>
       <w:r>
         <w:rPr>
-          <w:rFonts w:ascii="Malgun Gothic" w:hAnsi="Malgun Gothic" w:eastAsia="Malgun Gothic"/>
-          <w:b w:val="0"/>
-          <w:color w:val="000000"/>
-          <w:sz w:val="19"/>
+          <w:b/>
         </w:rPr>
-        <w:t>상품 옵션 조합, 쿠폰·포인트·회원등급 할인, 부분취소·부분환불, 교환·반품 자동 접수</w:t>
+        <w:t xml:space="preserve">계약  </w:t>
+      </w:r>
+      <w:r>
+        <w:t>일정·지급·검수·하자보수 조건은 계약에 따라 확정</w:t>
       </w:r>
     </w:p>
     <w:p>
-      <w:pPr>
-        <w:pStyle w:val="ListBullet"/>
-        <w:spacing w:after="80" w:line="300" w:lineRule="auto"/>
-      </w:pPr>
       <w:r>
         <w:rPr>
-          <w:rFonts w:ascii="Malgun Gothic" w:hAnsi="Malgun Gothic" w:eastAsia="Malgun Gothic"/>
-          <w:b w:val="0"/>
-          <w:color w:val="000000"/>
-          <w:sz w:val="19"/>
+          <w:b/>
         </w:rPr>
-        <w:t>택배사 API 연동, 자동 송장 출력, 자동 배송조회, 주문 상태 알림톡·문자</w:t>
+        <w:t xml:space="preserve">검수  </w:t>
       </w:r>
-    </w:p>
-    <w:p>
-      <w:pPr>
-        <w:pStyle w:val="ListBullet"/>
-        <w:spacing w:after="80" w:line="300" w:lineRule="auto"/>
-      </w:pPr>
       <w:r>
-        <w:rPr>
-          <w:rFonts w:ascii="Malgun Gothic" w:hAnsi="Malgun Gothic" w:eastAsia="Malgun Gothic"/>
-          <w:b w:val="0"/>
-          <w:color w:val="000000"/>
-          <w:sz w:val="19"/>
-        </w:rPr>
-        <w:t>상품 후기·문의, 찜하기·추천 상품, 통계 대시보드, 비회원 구매 및 해외 배송</w:t>
-      </w:r>
-    </w:p>
-    <w:p>
-      <w:pPr>
-        <w:pStyle w:val="ListBullet"/>
-        <w:spacing w:after="80" w:line="300" w:lineRule="auto"/>
-      </w:pPr>
-      <w:r>
-        <w:rPr>
-          <w:rFonts w:ascii="Malgun Gothic" w:hAnsi="Malgun Gothic" w:eastAsia="Malgun Gothic"/>
-          <w:b w:val="0"/>
-          <w:color w:val="000000"/>
-          <w:sz w:val="19"/>
-        </w:rPr>
-        <w:t>PG 수수료, 카드 수수료, 메시지 발송 비용, 추가 이미지 제작 및 보안성 검토·인증 대응</w:t>
-      </w:r>
-    </w:p>
-    <w:p>
-      <w:pPr>
-        <w:spacing w:before="220" w:after="100"/>
-      </w:pPr>
-      <w:r>
-        <w:rPr>
-          <w:rFonts w:ascii="Malgun Gothic" w:hAnsi="Malgun Gothic" w:eastAsia="Malgun Gothic"/>
-          <w:b/>
-          <w:color w:val="000000"/>
-          <w:sz w:val="26"/>
-        </w:rPr>
-        <w:t>8. 전제 및 유의 사항</w:t>
-      </w:r>
-    </w:p>
-    <w:p>
-      <w:pPr>
-        <w:pStyle w:val="ListBullet"/>
-        <w:spacing w:after="80" w:line="300" w:lineRule="auto"/>
-      </w:pPr>
-      <w:r>
-        <w:rPr>
-          <w:rFonts w:ascii="Malgun Gothic" w:hAnsi="Malgun Gothic" w:eastAsia="Malgun Gothic"/>
-          <w:b w:val="0"/>
-          <w:color w:val="000000"/>
-          <w:sz w:val="19"/>
-        </w:rPr>
-        <w:t>기존 결제 모듈이 상품 주문의 결제 요청 및 전체 취소 처리를 지원하거나 이에 준하는 연동이 가능해야 합니다.</w:t>
-      </w:r>
-    </w:p>
-    <w:p>
-      <w:pPr>
-        <w:pStyle w:val="ListBullet"/>
-        <w:spacing w:after="80" w:line="300" w:lineRule="auto"/>
-      </w:pPr>
-      <w:r>
-        <w:rPr>
-          <w:rFonts w:ascii="Malgun Gothic" w:hAnsi="Malgun Gothic" w:eastAsia="Malgun Gothic"/>
-          <w:b w:val="0"/>
-          <w:color w:val="000000"/>
-          <w:sz w:val="19"/>
-        </w:rPr>
-        <w:t>기존 서버·DB·스토리지 용량 내 운영을 전제로 하며, 이미지 저장량·트래픽·보안 요건에 따른 인프라 증설은 AWS 실비를 별도 협의합니다.</w:t>
-      </w:r>
-    </w:p>
-    <w:p>
-      <w:pPr>
-        <w:pStyle w:val="ListBullet"/>
-        <w:spacing w:after="80" w:line="300" w:lineRule="auto"/>
-      </w:pPr>
-      <w:r>
-        <w:rPr>
-          <w:rFonts w:ascii="Malgun Gothic" w:hAnsi="Malgun Gothic" w:eastAsia="Malgun Gothic"/>
-          <w:b w:val="0"/>
-          <w:color w:val="000000"/>
-          <w:sz w:val="19"/>
-        </w:rPr>
-        <w:t>상품 수, 배송비 정책, 출고 요일 및 마감 시각, 구매 제한 수량, 최초 상품 이미지 등 운영 정책과 자료는 착수 전 제공되어야 합니다.</w:t>
-      </w:r>
-    </w:p>
-    <w:p>
-      <w:pPr>
-        <w:pStyle w:val="ListBullet"/>
-        <w:spacing w:after="80" w:line="300" w:lineRule="auto"/>
-      </w:pPr>
-      <w:r>
-        <w:rPr>
-          <w:rFonts w:ascii="Malgun Gothic" w:hAnsi="Malgun Gothic" w:eastAsia="Malgun Gothic"/>
-          <w:b w:val="0"/>
-          <w:color w:val="000000"/>
-          <w:sz w:val="19"/>
-        </w:rPr>
-        <w:t>확정 기능명세 외 신규 기능, 정책 변경, 디자인 구조 변경 및 운영 지원 요청은 별도 공수로 산정합니다.</w:t>
+        <w:t>명세에 따른 구매·결제·취소·반품·배송·정산을 확인하고 인계</w:t>
       </w:r>
     </w:p>
     <w:sectPr>
-      <w:footerReference w:type="default" r:id="rId9"/>
       <w:pgSz w:w="12240" w:h="15840"/>
       <w:pgMar w:top="1020" w:right="1134" w:bottom="1020" w:left="1134" w:header="720" w:footer="720" w:gutter="0"/>
       <w:cols w:space="720"/>
@@ -3380,26 +1331,6 @@
     </w:sectPr>
   </w:body>
 </w:document>
-</file>
-
-<file path=word/footer1.xml><?xml version="1.0" encoding="utf-8"?>
-<w:ftr xmlns:m="http://schemas.openxmlformats.org/officeDocument/2006/math" xmlns:mc="http://schemas.openxmlformats.org/markup-compatibility/2006" xmlns:mo="http://schemas.microsoft.com/office/mac/office/2008/main" xmlns:mv="urn:schemas-microsoft-com:mac:vml" xmlns:o="urn:schemas-microsoft-com:office:office" xmlns:r="http://schemas.openxmlformats.org/officeDocument/2006/relationships" xmlns:v="urn:schemas-microsoft-com:vml" xmlns:w10="urn:schemas-microsoft-com:office:word" xmlns:w14="http://schemas.microsoft.com/office/word/2010/wordml" xmlns:w="http://schemas.openxmlformats.org/wordprocessingml/2006/main" xmlns:wne="http://schemas.microsoft.com/office/word/2006/wordml" xmlns:wp14="http://schemas.microsoft.com/office/word/2010/wordprocessingDrawing" xmlns:wp="http://schemas.openxmlformats.org/drawingml/2006/wordprocessingDrawing" xmlns:wpc="http://schemas.microsoft.com/office/word/2010/wordprocessingCanvas" xmlns:wpg="http://schemas.microsoft.com/office/word/2010/wordprocessingGroup" xmlns:wpi="http://schemas.microsoft.com/office/word/2010/wordprocessingInk" xmlns:wps="http://schemas.microsoft.com/office/word/2010/wordprocessingShape" mc:Ignorable="w14 wp14">
-  <w:p>
-    <w:pPr>
-      <w:pStyle w:val="Footer"/>
-      <w:jc w:val="center"/>
-    </w:pPr>
-    <w:r>
-      <w:rPr>
-        <w:rFonts w:ascii="Malgun Gothic" w:hAnsi="Malgun Gothic" w:eastAsia="Malgun Gothic"/>
-        <w:b w:val="0"/>
-        <w:color w:val="666666"/>
-        <w:sz w:val="16"/>
-      </w:rPr>
-      <w:t>주식회사 위이  |  말마프렌즈 온라인 스토어 추가 개발 견적서</w:t>
-    </w:r>
-  </w:p>
-</w:ftr>
 </file>
 
 <file path=word/numbering.xml><?xml version="1.0" encoding="utf-8"?>
@@ -3765,8 +1696,12 @@
     <w:name w:val="Normal"/>
     <w:qFormat/>
     <w:rsid w:val="00FC693F"/>
+    <w:pPr>
+      <w:spacing w:after="100" w:line="288" w:lineRule="auto"/>
+    </w:pPr>
     <w:rPr>
-      <w:rFonts w:ascii="Malgun Gothic" w:hAnsi="Malgun Gothic" w:eastAsia="Malgun Gothic"/>
+      <w:rFonts w:ascii="Noto Sans KR" w:hAnsi="Noto Sans KR" w:eastAsia="Noto Sans KR" w:cs="Noto Sans KR"/>
+      <w:sz w:val="20"/>
     </w:rPr>
   </w:style>
   <w:style w:type="paragraph" w:styleId="Header">
@@ -3783,6 +1718,9 @@
       </w:tabs>
       <w:spacing w:after="0" w:line="240" w:lineRule="auto"/>
     </w:pPr>
+    <w:rPr>
+      <w:rFonts w:ascii="Noto Sans KR" w:hAnsi="Noto Sans KR" w:eastAsia="Noto Sans KR" w:cs="Noto Sans KR"/>
+    </w:rPr>
   </w:style>
   <w:style w:type="character" w:customStyle="1" w:styleId="HeaderChar">
     <w:name w:val="Header Char"/>
@@ -3805,6 +1743,9 @@
       </w:tabs>
       <w:spacing w:after="0" w:line="240" w:lineRule="auto"/>
     </w:pPr>
+    <w:rPr>
+      <w:rFonts w:ascii="Noto Sans KR" w:hAnsi="Noto Sans KR" w:eastAsia="Noto Sans KR" w:cs="Noto Sans KR"/>
+    </w:rPr>
   </w:style>
   <w:style w:type="character" w:customStyle="1" w:styleId="FooterChar">
     <w:name w:val="Footer Char"/>
@@ -3824,15 +1765,15 @@
     <w:pPr>
       <w:keepNext/>
       <w:keepLines/>
-      <w:spacing w:before="480" w:after="0"/>
+      <w:spacing w:before="480" w:after="120" w:line="288" w:lineRule="auto"/>
       <w:outlineLvl w:val="0"/>
     </w:pPr>
     <w:rPr>
-      <w:rFonts w:asciiTheme="majorHAnsi" w:eastAsiaTheme="majorEastAsia" w:hAnsiTheme="majorHAnsi" w:cstheme="majorBidi"/>
+      <w:rFonts w:ascii="Noto Sans KR" w:hAnsi="Noto Sans KR" w:eastAsia="Noto Sans KR" w:cs="Noto Sans KR"/>
       <w:b/>
       <w:bCs/>
-      <w:color w:val="365F91" w:themeColor="accent1" w:themeShade="BF"/>
-      <w:sz w:val="28"/>
+      <w:color w:val="000000"/>
+      <w:sz w:val="30"/>
       <w:szCs w:val="28"/>
     </w:rPr>
   </w:style>
@@ -3848,15 +1789,15 @@
     <w:pPr>
       <w:keepNext/>
       <w:keepLines/>
-      <w:spacing w:before="200" w:after="0"/>
+      <w:spacing w:before="200" w:after="120" w:line="288" w:lineRule="auto"/>
       <w:outlineLvl w:val="1"/>
     </w:pPr>
     <w:rPr>
-      <w:rFonts w:asciiTheme="majorHAnsi" w:eastAsiaTheme="majorEastAsia" w:hAnsiTheme="majorHAnsi" w:cstheme="majorBidi"/>
+      <w:rFonts w:ascii="Noto Sans KR" w:hAnsi="Noto Sans KR" w:eastAsia="Noto Sans KR" w:cs="Noto Sans KR"/>
       <w:b/>
       <w:bCs/>
-      <w:color w:val="4F81BD" w:themeColor="accent1"/>
-      <w:sz w:val="26"/>
+      <w:color w:val="000000"/>
+      <w:sz w:val="24"/>
       <w:szCs w:val="26"/>
     </w:rPr>
   </w:style>
@@ -3872,14 +1813,15 @@
     <w:pPr>
       <w:keepNext/>
       <w:keepLines/>
-      <w:spacing w:before="200" w:after="0"/>
+      <w:spacing w:before="200" w:after="120" w:line="288" w:lineRule="auto"/>
       <w:outlineLvl w:val="2"/>
     </w:pPr>
     <w:rPr>
-      <w:rFonts w:asciiTheme="majorHAnsi" w:eastAsiaTheme="majorEastAsia" w:hAnsiTheme="majorHAnsi" w:cstheme="majorBidi"/>
+      <w:rFonts w:ascii="Noto Sans KR" w:hAnsi="Noto Sans KR" w:eastAsia="Noto Sans KR" w:cs="Noto Sans KR"/>
       <w:b/>
       <w:bCs/>
-      <w:color w:val="4F81BD" w:themeColor="accent1"/>
+      <w:color w:val="000000"/>
+      <w:sz w:val="21"/>
     </w:rPr>
   </w:style>
   <w:style w:type="paragraph" w:styleId="Heading4">
@@ -3899,12 +1841,11 @@
       <w:outlineLvl w:val="3"/>
     </w:pPr>
     <w:rPr>
-      <w:rFonts w:asciiTheme="majorHAnsi" w:eastAsiaTheme="majorEastAsia" w:hAnsiTheme="majorHAnsi" w:cstheme="majorBidi"/>
+      <w:rFonts w:ascii="Noto Sans KR" w:hAnsi="Noto Sans KR" w:eastAsia="Noto Sans KR" w:cs="Noto Sans KR"/>
       <w:b/>
       <w:bCs/>
       <w:i/>
       <w:iCs/>
-      <w:color w:val="4F81BD" w:themeColor="accent1"/>
     </w:rPr>
   </w:style>
   <w:style w:type="paragraph" w:styleId="Heading5">
@@ -3924,8 +1865,7 @@
       <w:outlineLvl w:val="4"/>
     </w:pPr>
     <w:rPr>
-      <w:rFonts w:asciiTheme="majorHAnsi" w:eastAsiaTheme="majorEastAsia" w:hAnsiTheme="majorHAnsi" w:cstheme="majorBidi"/>
-      <w:color w:val="243F60" w:themeColor="accent1" w:themeShade="7F"/>
+      <w:rFonts w:ascii="Noto Sans KR" w:hAnsi="Noto Sans KR" w:eastAsia="Noto Sans KR" w:cs="Noto Sans KR"/>
     </w:rPr>
   </w:style>
   <w:style w:type="paragraph" w:styleId="Heading6">
@@ -3945,10 +1885,9 @@
       <w:outlineLvl w:val="5"/>
     </w:pPr>
     <w:rPr>
-      <w:rFonts w:asciiTheme="majorHAnsi" w:eastAsiaTheme="majorEastAsia" w:hAnsiTheme="majorHAnsi" w:cstheme="majorBidi"/>
+      <w:rFonts w:ascii="Noto Sans KR" w:hAnsi="Noto Sans KR" w:eastAsia="Noto Sans KR" w:cs="Noto Sans KR"/>
       <w:i/>
       <w:iCs/>
-      <w:color w:val="243F60" w:themeColor="accent1" w:themeShade="7F"/>
     </w:rPr>
   </w:style>
   <w:style w:type="paragraph" w:styleId="Heading7">
@@ -3968,10 +1907,9 @@
       <w:outlineLvl w:val="6"/>
     </w:pPr>
     <w:rPr>
-      <w:rFonts w:asciiTheme="majorHAnsi" w:eastAsiaTheme="majorEastAsia" w:hAnsiTheme="majorHAnsi" w:cstheme="majorBidi"/>
+      <w:rFonts w:ascii="Noto Sans KR" w:hAnsi="Noto Sans KR" w:eastAsia="Noto Sans KR" w:cs="Noto Sans KR"/>
       <w:i/>
       <w:iCs/>
-      <w:color w:val="404040" w:themeColor="text1" w:themeTint="BF"/>
     </w:rPr>
   </w:style>
   <w:style w:type="paragraph" w:styleId="Heading8">
@@ -3991,8 +1929,7 @@
       <w:outlineLvl w:val="7"/>
     </w:pPr>
     <w:rPr>
-      <w:rFonts w:asciiTheme="majorHAnsi" w:eastAsiaTheme="majorEastAsia" w:hAnsiTheme="majorHAnsi" w:cstheme="majorBidi"/>
-      <w:color w:val="4F81BD" w:themeColor="accent1"/>
+      <w:rFonts w:ascii="Noto Sans KR" w:hAnsi="Noto Sans KR" w:eastAsia="Noto Sans KR" w:cs="Noto Sans KR"/>
       <w:sz w:val="20"/>
       <w:szCs w:val="20"/>
     </w:rPr>
@@ -4014,10 +1951,9 @@
       <w:outlineLvl w:val="8"/>
     </w:pPr>
     <w:rPr>
-      <w:rFonts w:asciiTheme="majorHAnsi" w:eastAsiaTheme="majorEastAsia" w:hAnsiTheme="majorHAnsi" w:cstheme="majorBidi"/>
+      <w:rFonts w:ascii="Noto Sans KR" w:hAnsi="Noto Sans KR" w:eastAsia="Noto Sans KR" w:cs="Noto Sans KR"/>
       <w:i/>
       <w:iCs/>
-      <w:color w:val="404040" w:themeColor="text1" w:themeTint="BF"/>
       <w:sz w:val="20"/>
       <w:szCs w:val="20"/>
     </w:rPr>
@@ -4057,6 +1993,9 @@
     <w:pPr>
       <w:spacing w:after="0" w:line="240" w:lineRule="auto"/>
     </w:pPr>
+    <w:rPr>
+      <w:rFonts w:ascii="Noto Sans KR" w:hAnsi="Noto Sans KR" w:eastAsia="Noto Sans KR" w:cs="Noto Sans KR"/>
+    </w:rPr>
   </w:style>
   <w:style w:type="character" w:customStyle="1" w:styleId="Heading1Char">
     <w:name w:val="Heading 1 Char"/>
@@ -4110,18 +2049,15 @@
     <w:qFormat/>
     <w:rsid w:val="00FC693F"/>
     <w:pPr>
-      <w:pBdr>
-        <w:bottom w:val="single" w:sz="8" w:space="4" w:color="4F81BD" w:themeColor="accent1"/>
-      </w:pBdr>
-      <w:spacing w:after="300" w:line="240" w:lineRule="auto"/>
+      <w:spacing w:after="120" w:line="288" w:lineRule="auto"/>
       <w:contextualSpacing/>
     </w:pPr>
     <w:rPr>
-      <w:rFonts w:asciiTheme="majorHAnsi" w:eastAsiaTheme="majorEastAsia" w:hAnsiTheme="majorHAnsi" w:cstheme="majorBidi"/>
-      <w:color w:val="17365D" w:themeColor="text2" w:themeShade="BF"/>
+      <w:rFonts w:ascii="Noto Sans KR" w:hAnsi="Noto Sans KR" w:eastAsia="Noto Sans KR" w:cs="Noto Sans KR"/>
+      <w:color w:val="000000"/>
       <w:spacing w:val="5"/>
       <w:kern w:val="28"/>
-      <w:sz w:val="52"/>
+      <w:sz w:val="40"/>
       <w:szCs w:val="52"/>
     </w:rPr>
   </w:style>
@@ -4154,10 +2090,10 @@
       </w:numPr>
     </w:pPr>
     <w:rPr>
-      <w:rFonts w:asciiTheme="majorHAnsi" w:eastAsiaTheme="majorEastAsia" w:hAnsiTheme="majorHAnsi" w:cstheme="majorBidi"/>
+      <w:rFonts w:ascii="Noto Sans KR" w:hAnsi="Noto Sans KR" w:eastAsia="Noto Sans KR" w:cs="Noto Sans KR"/>
       <w:i/>
       <w:iCs/>
-      <w:color w:val="4F81BD" w:themeColor="accent1"/>
+      <w:color w:val="000000"/>
       <w:spacing w:val="15"/>
       <w:sz w:val="24"/>
       <w:szCs w:val="24"/>
@@ -4189,6 +2125,9 @@
       <w:ind w:left="720"/>
       <w:contextualSpacing/>
     </w:pPr>
+    <w:rPr>
+      <w:rFonts w:ascii="Noto Sans KR" w:hAnsi="Noto Sans KR" w:eastAsia="Noto Sans KR" w:cs="Noto Sans KR"/>
+    </w:rPr>
   </w:style>
   <w:style w:type="paragraph" w:styleId="BodyText">
     <w:name w:val="Body Text"/>
@@ -4200,6 +2139,9 @@
     <w:pPr>
       <w:spacing w:after="120"/>
     </w:pPr>
+    <w:rPr>
+      <w:rFonts w:ascii="Noto Sans KR" w:hAnsi="Noto Sans KR" w:eastAsia="Noto Sans KR" w:cs="Noto Sans KR"/>
+    </w:rPr>
   </w:style>
   <w:style w:type="character" w:customStyle="1" w:styleId="BodyTextChar">
     <w:name w:val="Body Text Char"/>
@@ -4218,6 +2160,9 @@
     <w:pPr>
       <w:spacing w:after="120" w:line="480" w:lineRule="auto"/>
     </w:pPr>
+    <w:rPr>
+      <w:rFonts w:ascii="Noto Sans KR" w:hAnsi="Noto Sans KR" w:eastAsia="Noto Sans KR" w:cs="Noto Sans KR"/>
+    </w:rPr>
   </w:style>
   <w:style w:type="character" w:customStyle="1" w:styleId="BodyText2Char">
     <w:name w:val="Body Text 2 Char"/>
@@ -4237,6 +2182,7 @@
       <w:spacing w:after="120"/>
     </w:pPr>
     <w:rPr>
+      <w:rFonts w:ascii="Noto Sans KR" w:hAnsi="Noto Sans KR" w:eastAsia="Noto Sans KR" w:cs="Noto Sans KR"/>
       <w:sz w:val="16"/>
       <w:szCs w:val="16"/>
     </w:rPr>
@@ -4262,6 +2208,9 @@
       <w:ind w:left="360" w:hanging="360"/>
       <w:contextualSpacing/>
     </w:pPr>
+    <w:rPr>
+      <w:rFonts w:ascii="Noto Sans KR" w:hAnsi="Noto Sans KR" w:eastAsia="Noto Sans KR" w:cs="Noto Sans KR"/>
+    </w:rPr>
   </w:style>
   <w:style w:type="paragraph" w:styleId="List2">
     <w:name w:val="List 2"/>
@@ -4273,6 +2222,9 @@
       <w:ind w:left="720" w:hanging="360"/>
       <w:contextualSpacing/>
     </w:pPr>
+    <w:rPr>
+      <w:rFonts w:ascii="Noto Sans KR" w:hAnsi="Noto Sans KR" w:eastAsia="Noto Sans KR" w:cs="Noto Sans KR"/>
+    </w:rPr>
   </w:style>
   <w:style w:type="paragraph" w:styleId="List3">
     <w:name w:val="List 3"/>
@@ -4284,6 +2236,9 @@
       <w:ind w:left="1080" w:hanging="360"/>
       <w:contextualSpacing/>
     </w:pPr>
+    <w:rPr>
+      <w:rFonts w:ascii="Noto Sans KR" w:hAnsi="Noto Sans KR" w:eastAsia="Noto Sans KR" w:cs="Noto Sans KR"/>
+    </w:rPr>
   </w:style>
   <w:style w:type="paragraph" w:styleId="ListBullet">
     <w:name w:val="List Bullet"/>
@@ -4297,6 +2252,9 @@
       </w:numPr>
       <w:contextualSpacing/>
     </w:pPr>
+    <w:rPr>
+      <w:rFonts w:ascii="Noto Sans KR" w:hAnsi="Noto Sans KR" w:eastAsia="Noto Sans KR" w:cs="Noto Sans KR"/>
+    </w:rPr>
   </w:style>
   <w:style w:type="paragraph" w:styleId="ListBullet2">
     <w:name w:val="List Bullet 2"/>
@@ -4310,6 +2268,9 @@
       </w:numPr>
       <w:contextualSpacing/>
     </w:pPr>
+    <w:rPr>
+      <w:rFonts w:ascii="Noto Sans KR" w:hAnsi="Noto Sans KR" w:eastAsia="Noto Sans KR" w:cs="Noto Sans KR"/>
+    </w:rPr>
   </w:style>
   <w:style w:type="paragraph" w:styleId="ListBullet3">
     <w:name w:val="List Bullet 3"/>
@@ -4323,6 +2284,9 @@
       </w:numPr>
       <w:contextualSpacing/>
     </w:pPr>
+    <w:rPr>
+      <w:rFonts w:ascii="Noto Sans KR" w:hAnsi="Noto Sans KR" w:eastAsia="Noto Sans KR" w:cs="Noto Sans KR"/>
+    </w:rPr>
   </w:style>
   <w:style w:type="paragraph" w:styleId="ListNumber">
     <w:name w:val="List Number"/>
@@ -4336,6 +2300,9 @@
       </w:numPr>
       <w:contextualSpacing/>
     </w:pPr>
+    <w:rPr>
+      <w:rFonts w:ascii="Noto Sans KR" w:hAnsi="Noto Sans KR" w:eastAsia="Noto Sans KR" w:cs="Noto Sans KR"/>
+    </w:rPr>
   </w:style>
   <w:style w:type="paragraph" w:styleId="ListNumber2">
     <w:name w:val="List Number 2"/>
@@ -4349,6 +2316,9 @@
       </w:numPr>
       <w:contextualSpacing/>
     </w:pPr>
+    <w:rPr>
+      <w:rFonts w:ascii="Noto Sans KR" w:hAnsi="Noto Sans KR" w:eastAsia="Noto Sans KR" w:cs="Noto Sans KR"/>
+    </w:rPr>
   </w:style>
   <w:style w:type="paragraph" w:styleId="ListNumber3">
     <w:name w:val="List Number 3"/>
@@ -4362,6 +2332,9 @@
       </w:numPr>
       <w:contextualSpacing/>
     </w:pPr>
+    <w:rPr>
+      <w:rFonts w:ascii="Noto Sans KR" w:hAnsi="Noto Sans KR" w:eastAsia="Noto Sans KR" w:cs="Noto Sans KR"/>
+    </w:rPr>
   </w:style>
   <w:style w:type="paragraph" w:styleId="ListContinue">
     <w:name w:val="List Continue"/>
@@ -4374,6 +2347,9 @@
       <w:ind w:left="360"/>
       <w:contextualSpacing/>
     </w:pPr>
+    <w:rPr>
+      <w:rFonts w:ascii="Noto Sans KR" w:hAnsi="Noto Sans KR" w:eastAsia="Noto Sans KR" w:cs="Noto Sans KR"/>
+    </w:rPr>
   </w:style>
   <w:style w:type="paragraph" w:styleId="ListContinue2">
     <w:name w:val="List Continue 2"/>
@@ -4386,6 +2362,9 @@
       <w:ind w:left="720"/>
       <w:contextualSpacing/>
     </w:pPr>
+    <w:rPr>
+      <w:rFonts w:ascii="Noto Sans KR" w:hAnsi="Noto Sans KR" w:eastAsia="Noto Sans KR" w:cs="Noto Sans KR"/>
+    </w:rPr>
   </w:style>
   <w:style w:type="paragraph" w:styleId="ListContinue3">
     <w:name w:val="List Continue 3"/>
@@ -4398,6 +2377,9 @@
       <w:ind w:left="1080"/>
       <w:contextualSpacing/>
     </w:pPr>
+    <w:rPr>
+      <w:rFonts w:ascii="Noto Sans KR" w:hAnsi="Noto Sans KR" w:eastAsia="Noto Sans KR" w:cs="Noto Sans KR"/>
+    </w:rPr>
   </w:style>
   <w:style w:type="paragraph" w:styleId="MacroText">
     <w:name w:val="macro"/>
@@ -4417,7 +2399,7 @@
       </w:tabs>
     </w:pPr>
     <w:rPr>
-      <w:rFonts w:ascii="Courier" w:hAnsi="Courier"/>
+      <w:rFonts w:ascii="Noto Sans KR" w:hAnsi="Noto Sans KR" w:eastAsia="Noto Sans KR" w:cs="Noto Sans KR"/>
       <w:sz w:val="20"/>
       <w:szCs w:val="20"/>
     </w:rPr>
@@ -4443,9 +2425,9 @@
     <w:qFormat/>
     <w:rsid w:val="00FC693F"/>
     <w:rPr>
+      <w:rFonts w:ascii="Noto Sans KR" w:hAnsi="Noto Sans KR" w:eastAsia="Noto Sans KR" w:cs="Noto Sans KR"/>
       <w:i/>
       <w:iCs/>
-      <w:color w:val="000000" w:themeColor="text1"/>
     </w:rPr>
   </w:style>
   <w:style w:type="character" w:customStyle="1" w:styleId="QuoteChar">
@@ -4559,9 +2541,9 @@
       <w:spacing w:line="240" w:lineRule="auto"/>
     </w:pPr>
     <w:rPr>
+      <w:rFonts w:ascii="Noto Sans KR" w:hAnsi="Noto Sans KR" w:eastAsia="Noto Sans KR" w:cs="Noto Sans KR"/>
       <w:b/>
       <w:bCs/>
-      <w:color w:val="4F81BD" w:themeColor="accent1"/>
       <w:sz w:val="18"/>
       <w:szCs w:val="18"/>
     </w:rPr>
@@ -4597,18 +2579,15 @@
     <w:qFormat/>
     <w:rsid w:val="00FC693F"/>
     <w:pPr>
-      <w:pBdr>
-        <w:bottom w:val="single" w:sz="4" w:space="4" w:color="4F81BD" w:themeColor="accent1"/>
-      </w:pBdr>
       <w:spacing w:before="200" w:after="280"/>
       <w:ind w:left="936" w:right="936"/>
     </w:pPr>
     <w:rPr>
+      <w:rFonts w:ascii="Noto Sans KR" w:hAnsi="Noto Sans KR" w:eastAsia="Noto Sans KR" w:cs="Noto Sans KR"/>
       <w:b/>
       <w:bCs/>
       <w:i/>
       <w:iCs/>
-      <w:color w:val="4F81BD" w:themeColor="accent1"/>
     </w:rPr>
   </w:style>
   <w:style w:type="character" w:customStyle="1" w:styleId="IntenseQuoteChar">
@@ -4703,6 +2682,9 @@
     <w:pPr>
       <w:outlineLvl w:val="9"/>
     </w:pPr>
+    <w:rPr>
+      <w:rFonts w:ascii="Noto Sans KR" w:hAnsi="Noto Sans KR" w:eastAsia="Noto Sans KR" w:cs="Noto Sans KR"/>
+    </w:rPr>
   </w:style>
   <w:style w:type="table" w:styleId="TableGrid">
     <w:name w:val="Table Grid"/>
